--- a/InstructionManual.docx
+++ b/InstructionManual.docx
@@ -7,85 +7,153 @@
         <w:pStyle w:val="Heading1"/>
         <w:jc w:val="center"/>
         <w:rPr>
-          <w:sz w:val="30"/>
-          <w:szCs w:val="30"/>
-          <w:lang w:val="en-US"/>
-        </w:rPr>
-      </w:pPr>
-      <w:r>
-        <w:rPr>
-          <w:sz w:val="30"/>
-          <w:szCs w:val="30"/>
-          <w:lang w:val="en-US"/>
-        </w:rPr>
-        <w:t>Calendar-</w:t>
-      </w:r>
-      <w:proofErr w:type="spellStart"/>
-      <w:r>
-        <w:rPr>
-          <w:sz w:val="30"/>
-          <w:szCs w:val="30"/>
-          <w:lang w:val="en-US"/>
-        </w:rPr>
-        <w:t>ProductType</w:t>
-      </w:r>
-      <w:proofErr w:type="spellEnd"/>
-      <w:r>
-        <w:rPr>
-          <w:sz w:val="30"/>
-          <w:szCs w:val="30"/>
-          <w:lang w:val="en-US"/>
-        </w:rPr>
-        <w:t xml:space="preserve"> recommendation app (Jonathan SGP &lt;&gt; </w:t>
-      </w:r>
-      <w:proofErr w:type="spellStart"/>
-      <w:r>
-        <w:rPr>
-          <w:sz w:val="30"/>
-          <w:szCs w:val="30"/>
-          <w:lang w:val="en-US"/>
-        </w:rPr>
-        <w:t>Aigenthix</w:t>
-      </w:r>
-      <w:proofErr w:type="spellEnd"/>
-      <w:r>
-        <w:rPr>
-          <w:sz w:val="30"/>
-          <w:szCs w:val="30"/>
-          <w:lang w:val="en-US"/>
-        </w:rPr>
-        <w:t>)</w:t>
-      </w:r>
-    </w:p>
-    <w:p>
-      <w:pPr>
-        <w:rPr>
-          <w:lang w:val="en-US"/>
-        </w:rPr>
-      </w:pPr>
+          <w:b/>
+          <w:bCs/>
+          <w:color w:val="000000" w:themeColor="text1"/>
+          <w:lang w:val="en-US"/>
+        </w:rPr>
+      </w:pPr>
+      <w:r>
+        <w:rPr>
+          <w:b/>
+          <w:bCs/>
+          <w:color w:val="000000" w:themeColor="text1"/>
+          <w:sz w:val="40"/>
+          <w:szCs w:val="40"/>
+          <w:lang w:val="en-US"/>
+        </w:rPr>
+        <w:t>Calendar-ProductType recommendation app (Jonathan SGP &lt;&gt; Ai</w:t>
+      </w:r>
+      <w:r>
+        <w:rPr>
+          <w:b/>
+          <w:bCs/>
+          <w:color w:val="000000" w:themeColor="text1"/>
+          <w:sz w:val="40"/>
+          <w:szCs w:val="40"/>
+          <w:lang w:val="en-US"/>
+        </w:rPr>
+        <w:t>GENT</w:t>
+      </w:r>
+      <w:r>
+        <w:rPr>
+          <w:b/>
+          <w:bCs/>
+          <w:color w:val="000000" w:themeColor="text1"/>
+          <w:sz w:val="40"/>
+          <w:szCs w:val="40"/>
+          <w:lang w:val="en-US"/>
+        </w:rPr>
+        <w:t>hix)</w:t>
+      </w:r>
     </w:p>
     <w:p>
       <w:pPr>
         <w:pStyle w:val="Heading2"/>
         <w:ind w:left="360"/>
         <w:rPr>
-          <w:lang w:val="en-US"/>
-        </w:rPr>
-      </w:pPr>
+          <w:b/>
+          <w:bCs/>
+          <w:lang w:val="en-US"/>
+        </w:rPr>
+      </w:pPr>
+      <w:r>
+        <w:rPr>
+          <w:b/>
+          <w:bCs/>
+          <w:lang w:val="en-US"/>
+        </w:rPr>
+        <w:t>Required Files for project</w:t>
+      </w:r>
     </w:p>
     <w:p>
       <w:pPr>
         <w:pStyle w:val="Heading2"/>
-        <w:ind w:left="360"/>
-        <w:rPr>
-          <w:lang w:val="en-US"/>
-        </w:rPr>
-      </w:pPr>
-      <w:r>
-        <w:rPr>
-          <w:lang w:val="en-US"/>
-        </w:rPr>
-        <w:t>Required Files for project</w:t>
+        <w:numPr>
+          <w:ilvl w:val="0"/>
+          <w:numId w:val="13"/>
+        </w:numPr>
+        <w:rPr>
+          <w:rFonts w:asciiTheme="minorHAnsi" w:eastAsiaTheme="minorHAnsi" w:hAnsiTheme="minorHAnsi" w:cstheme="minorBidi"/>
+          <w:b/>
+          <w:bCs/>
+          <w:color w:val="auto"/>
+          <w:sz w:val="22"/>
+          <w:szCs w:val="22"/>
+          <w:lang w:val="en-US"/>
+        </w:rPr>
+      </w:pPr>
+      <w:r>
+        <w:rPr>
+          <w:rFonts w:asciiTheme="minorHAnsi" w:eastAsiaTheme="minorHAnsi" w:hAnsiTheme="minorHAnsi" w:cstheme="minorBidi"/>
+          <w:b/>
+          <w:bCs/>
+          <w:color w:val="auto"/>
+          <w:sz w:val="22"/>
+          <w:szCs w:val="22"/>
+          <w:lang w:val="en-US"/>
+        </w:rPr>
+        <w:t>.env</w:t>
+      </w:r>
+    </w:p>
+    <w:p>
+      <w:pPr>
+        <w:pStyle w:val="Heading2"/>
+        <w:numPr>
+          <w:ilvl w:val="0"/>
+          <w:numId w:val="13"/>
+        </w:numPr>
+        <w:rPr>
+          <w:rFonts w:asciiTheme="minorHAnsi" w:eastAsiaTheme="minorHAnsi" w:hAnsiTheme="minorHAnsi" w:cstheme="minorBidi"/>
+          <w:b/>
+          <w:bCs/>
+          <w:color w:val="auto"/>
+          <w:sz w:val="22"/>
+          <w:szCs w:val="22"/>
+          <w:lang w:val="en-US"/>
+        </w:rPr>
+      </w:pPr>
+      <w:r>
+        <w:rPr>
+          <w:rFonts w:asciiTheme="minorHAnsi" w:eastAsiaTheme="minorHAnsi" w:hAnsiTheme="minorHAnsi" w:cstheme="minorBidi"/>
+          <w:b/>
+          <w:bCs/>
+          <w:color w:val="auto"/>
+          <w:sz w:val="22"/>
+          <w:szCs w:val="22"/>
+          <w:lang w:val="en-US"/>
+        </w:rPr>
+        <w:t>app.py</w:t>
+      </w:r>
+    </w:p>
+    <w:p>
+      <w:pPr>
+        <w:pStyle w:val="Heading2"/>
+        <w:numPr>
+          <w:ilvl w:val="0"/>
+          <w:numId w:val="13"/>
+        </w:numPr>
+        <w:rPr>
+          <w:rFonts w:asciiTheme="minorHAnsi" w:eastAsiaTheme="minorHAnsi" w:hAnsiTheme="minorHAnsi" w:cstheme="minorBidi"/>
+          <w:b/>
+          <w:bCs/>
+          <w:color w:val="auto"/>
+          <w:sz w:val="22"/>
+          <w:szCs w:val="22"/>
+          <w:lang w:val="en-US"/>
+        </w:rPr>
+      </w:pPr>
+      <w:r>
+        <w:rPr>
+          <w:rFonts w:asciiTheme="minorHAnsi" w:eastAsiaTheme="minorHAnsi" w:hAnsiTheme="minorHAnsi" w:cstheme="minorBidi"/>
+          <w:b/>
+          <w:bCs/>
+          <w:color w:val="auto"/>
+          <w:sz w:val="22"/>
+          <w:szCs w:val="22"/>
+          <w:lang w:val="en-US"/>
+        </w:rPr>
+        <w:t>data_cleaner.py</w:t>
       </w:r>
     </w:p>
     <w:p>
@@ -93,7 +161,7 @@
         <w:pStyle w:val="ListParagraph"/>
         <w:numPr>
           <w:ilvl w:val="0"/>
-          <w:numId w:val="2"/>
+          <w:numId w:val="13"/>
         </w:numPr>
         <w:rPr>
           <w:lang w:val="en-US"/>
@@ -103,9 +171,8 @@
         <w:rPr>
           <w:b/>
           <w:bCs/>
-          <w:lang w:val="en-US"/>
-        </w:rPr>
-        <w:t>app.py</w:t>
+        </w:rPr>
+        <w:t>rules.py</w:t>
       </w:r>
     </w:p>
     <w:p>
@@ -113,7 +180,7 @@
         <w:pStyle w:val="ListParagraph"/>
         <w:numPr>
           <w:ilvl w:val="0"/>
-          <w:numId w:val="2"/>
+          <w:numId w:val="13"/>
         </w:numPr>
         <w:rPr>
           <w:lang w:val="en-US"/>
@@ -123,93 +190,231 @@
         <w:rPr>
           <w:b/>
           <w:bCs/>
-          <w:lang w:val="en-US"/>
-        </w:rPr>
-        <w:t>integrated-</w:t>
-      </w:r>
-      <w:proofErr w:type="spellStart"/>
-      <w:proofErr w:type="gramStart"/>
-      <w:r>
-        <w:rPr>
-          <w:b/>
-          <w:bCs/>
-          <w:lang w:val="en-US"/>
-        </w:rPr>
-        <w:t>timeline.ipynb</w:t>
-      </w:r>
-      <w:proofErr w:type="spellEnd"/>
-      <w:proofErr w:type="gramEnd"/>
+        </w:rPr>
+        <w:t>llm_parser.py</w:t>
+      </w:r>
     </w:p>
     <w:p>
       <w:pPr>
         <w:pStyle w:val="ListParagraph"/>
         <w:numPr>
           <w:ilvl w:val="0"/>
-          <w:numId w:val="2"/>
+          <w:numId w:val="13"/>
         </w:numPr>
-        <w:rPr>
-          <w:lang w:val="en-US"/>
-        </w:rPr>
-      </w:pPr>
-      <w:r>
-        <w:rPr>
-          <w:b/>
-          <w:bCs/>
-          <w:lang w:val="en-US"/>
-        </w:rPr>
-        <w:t>cleaned_data.xlsx</w:t>
-      </w:r>
-    </w:p>
-    <w:p>
-      <w:pPr>
-        <w:pStyle w:val="ListParagraph"/>
+        <w:spacing w:after="0"/>
+        <w:rPr>
+          <w:lang w:val="en-US"/>
+        </w:rPr>
+      </w:pPr>
+      <w:r>
+        <w:rPr>
+          <w:b/>
+          <w:bCs/>
+        </w:rPr>
+        <w:t>client_plan_llm.py</w:t>
+      </w:r>
+    </w:p>
+    <w:p>
+      <w:pPr>
+        <w:pStyle w:val="Heading2"/>
         <w:numPr>
           <w:ilvl w:val="0"/>
-          <w:numId w:val="2"/>
+          <w:numId w:val="13"/>
         </w:numPr>
         <w:rPr>
-          <w:lang w:val="en-US"/>
-        </w:rPr>
-      </w:pPr>
-      <w:r>
-        <w:rPr>
-          <w:b/>
-          <w:bCs/>
-          <w:lang w:val="en-US"/>
-        </w:rPr>
-        <w:t>recommendationOutput.xlsx</w:t>
-      </w:r>
-    </w:p>
-    <w:p>
-      <w:pPr>
-        <w:pStyle w:val="ListParagraph"/>
+          <w:rFonts w:asciiTheme="minorHAnsi" w:eastAsiaTheme="minorHAnsi" w:hAnsiTheme="minorHAnsi" w:cstheme="minorBidi"/>
+          <w:b/>
+          <w:bCs/>
+          <w:color w:val="auto"/>
+          <w:sz w:val="22"/>
+          <w:szCs w:val="22"/>
+          <w:lang w:val="en-US"/>
+        </w:rPr>
+      </w:pPr>
+      <w:r>
+        <w:rPr>
+          <w:rFonts w:asciiTheme="minorHAnsi" w:eastAsiaTheme="minorHAnsi" w:hAnsiTheme="minorHAnsi" w:cstheme="minorBidi"/>
+          <w:b/>
+          <w:bCs/>
+          <w:color w:val="auto"/>
+          <w:sz w:val="22"/>
+          <w:szCs w:val="22"/>
+          <w:lang w:val="en-US"/>
+        </w:rPr>
+        <w:t>integrated-timeline.ipynb</w:t>
+      </w:r>
+    </w:p>
+    <w:p>
+      <w:pPr>
+        <w:pStyle w:val="Heading2"/>
         <w:numPr>
           <w:ilvl w:val="0"/>
-          <w:numId w:val="2"/>
+          <w:numId w:val="13"/>
         </w:numPr>
         <w:rPr>
-          <w:lang w:val="en-US"/>
-        </w:rPr>
-      </w:pPr>
-      <w:r>
-        <w:rPr>
-          <w:b/>
-          <w:bCs/>
+          <w:rFonts w:asciiTheme="minorHAnsi" w:eastAsiaTheme="minorHAnsi" w:hAnsiTheme="minorHAnsi" w:cstheme="minorBidi"/>
+          <w:b/>
+          <w:bCs/>
+          <w:color w:val="auto"/>
+          <w:sz w:val="22"/>
+          <w:szCs w:val="22"/>
+          <w:lang w:val="en-US"/>
+        </w:rPr>
+      </w:pPr>
+      <w:r>
+        <w:rPr>
+          <w:rFonts w:asciiTheme="minorHAnsi" w:eastAsiaTheme="minorHAnsi" w:hAnsiTheme="minorHAnsi" w:cstheme="minorBidi"/>
+          <w:b/>
+          <w:bCs/>
+          <w:color w:val="auto"/>
+          <w:sz w:val="22"/>
+          <w:szCs w:val="22"/>
+          <w:lang w:val="en-US"/>
+        </w:rPr>
+        <w:t>data.xlsx</w:t>
+      </w:r>
+    </w:p>
+    <w:p>
+      <w:pPr>
+        <w:pStyle w:val="Heading2"/>
+        <w:numPr>
+          <w:ilvl w:val="0"/>
+          <w:numId w:val="13"/>
+        </w:numPr>
+        <w:rPr>
+          <w:rFonts w:asciiTheme="minorHAnsi" w:eastAsiaTheme="minorHAnsi" w:hAnsiTheme="minorHAnsi" w:cstheme="minorBidi"/>
+          <w:b/>
+          <w:bCs/>
+          <w:color w:val="auto"/>
+          <w:sz w:val="22"/>
+          <w:szCs w:val="22"/>
+          <w:lang w:val="en-US"/>
+        </w:rPr>
+      </w:pPr>
+      <w:r>
+        <w:rPr>
+          <w:rFonts w:asciiTheme="minorHAnsi" w:eastAsiaTheme="minorHAnsi" w:hAnsiTheme="minorHAnsi" w:cstheme="minorBidi"/>
+          <w:b/>
+          <w:bCs/>
+          <w:color w:val="auto"/>
+          <w:sz w:val="22"/>
+          <w:szCs w:val="22"/>
           <w:lang w:val="en-US"/>
         </w:rPr>
         <w:t>requirements.txt</w:t>
       </w:r>
+    </w:p>
+    <w:p>
+      <w:pPr>
+        <w:pStyle w:val="Heading2"/>
+        <w:numPr>
+          <w:ilvl w:val="0"/>
+          <w:numId w:val="13"/>
+        </w:numPr>
+        <w:rPr>
+          <w:rFonts w:asciiTheme="minorHAnsi" w:eastAsiaTheme="minorHAnsi" w:hAnsiTheme="minorHAnsi" w:cstheme="minorBidi"/>
+          <w:b/>
+          <w:bCs/>
+          <w:color w:val="auto"/>
+          <w:sz w:val="22"/>
+          <w:szCs w:val="22"/>
+          <w:lang w:val="en-US"/>
+        </w:rPr>
+      </w:pPr>
+      <w:r>
+        <w:rPr>
+          <w:rFonts w:asciiTheme="minorHAnsi" w:eastAsiaTheme="minorHAnsi" w:hAnsiTheme="minorHAnsi" w:cstheme="minorBidi"/>
+          <w:b/>
+          <w:bCs/>
+          <w:color w:val="auto"/>
+          <w:sz w:val="22"/>
+          <w:szCs w:val="22"/>
+          <w:lang w:val="en-US"/>
+        </w:rPr>
+        <w:t>jonathan-writing-profile.txt</w:t>
+      </w:r>
+    </w:p>
+    <w:p>
+      <w:pPr>
+        <w:pStyle w:val="Heading2"/>
+        <w:numPr>
+          <w:ilvl w:val="0"/>
+          <w:numId w:val="13"/>
+        </w:numPr>
+        <w:rPr>
+          <w:rFonts w:asciiTheme="minorHAnsi" w:eastAsiaTheme="minorHAnsi" w:hAnsiTheme="minorHAnsi" w:cstheme="minorBidi"/>
+          <w:b/>
+          <w:bCs/>
+          <w:color w:val="auto"/>
+          <w:sz w:val="22"/>
+          <w:szCs w:val="22"/>
+          <w:lang w:val="en-US"/>
+        </w:rPr>
+      </w:pPr>
+      <w:r>
+        <w:rPr>
+          <w:rFonts w:asciiTheme="minorHAnsi" w:eastAsiaTheme="minorHAnsi" w:hAnsiTheme="minorHAnsi" w:cstheme="minorBidi"/>
+          <w:b/>
+          <w:bCs/>
+          <w:color w:val="auto"/>
+          <w:sz w:val="22"/>
+          <w:szCs w:val="22"/>
+          <w:lang w:val="en-US"/>
+        </w:rPr>
+        <w:t>marketoutlook-temporary.txt</w:t>
+      </w:r>
+    </w:p>
+    <w:p>
+      <w:pPr>
+        <w:pStyle w:val="Heading2"/>
+        <w:numPr>
+          <w:ilvl w:val="0"/>
+          <w:numId w:val="13"/>
+        </w:numPr>
+        <w:rPr>
+          <w:rFonts w:asciiTheme="minorHAnsi" w:eastAsiaTheme="minorHAnsi" w:hAnsiTheme="minorHAnsi" w:cstheme="minorBidi"/>
+          <w:b/>
+          <w:bCs/>
+          <w:color w:val="auto"/>
+          <w:sz w:val="22"/>
+          <w:szCs w:val="22"/>
+          <w:lang w:val="en-US"/>
+        </w:rPr>
+      </w:pPr>
+      <w:r>
+        <w:rPr>
+          <w:rFonts w:asciiTheme="minorHAnsi" w:eastAsiaTheme="minorHAnsi" w:hAnsiTheme="minorHAnsi" w:cstheme="minorBidi"/>
+          <w:b/>
+          <w:bCs/>
+          <w:color w:val="auto"/>
+          <w:sz w:val="22"/>
+          <w:szCs w:val="22"/>
+          <w:lang w:val="en-US"/>
+        </w:rPr>
+        <w:t>writing-style-prompt.txt</w:t>
+      </w:r>
+    </w:p>
+    <w:p>
+      <w:pPr>
+        <w:rPr>
+          <w:lang w:val="en-US"/>
+        </w:rPr>
+      </w:pPr>
     </w:p>
     <w:p>
       <w:pPr>
         <w:pStyle w:val="Heading2"/>
         <w:ind w:left="360"/>
         <w:rPr>
-          <w:lang w:val="en-US"/>
-        </w:rPr>
-      </w:pPr>
-      <w:r>
-        <w:rPr>
+          <w:b/>
+          <w:bCs/>
+          <w:lang w:val="en-US"/>
+        </w:rPr>
+      </w:pPr>
+      <w:r>
+        <w:rPr>
+          <w:b/>
+          <w:bCs/>
           <w:lang w:val="en-US"/>
         </w:rPr>
         <w:t>Project Dependencies</w:t>
@@ -248,7 +453,7 @@
         <w:rPr>
           <w:lang w:val="en-US"/>
         </w:rPr>
-        <w:t>Python 3.10 or any version after 3.10</w:t>
+        <w:t>VS Code Jupyter extensions</w:t>
       </w:r>
     </w:p>
     <w:p>
@@ -266,7 +471,61 @@
         <w:rPr>
           <w:lang w:val="en-US"/>
         </w:rPr>
+        <w:t>Python 3.10 or any version after 3.10</w:t>
+      </w:r>
+    </w:p>
+    <w:p>
+      <w:pPr>
+        <w:pStyle w:val="ListParagraph"/>
+        <w:numPr>
+          <w:ilvl w:val="0"/>
+          <w:numId w:val="3"/>
+        </w:numPr>
+        <w:rPr>
+          <w:lang w:val="en-US"/>
+        </w:rPr>
+      </w:pPr>
+      <w:r>
+        <w:rPr>
+          <w:lang w:val="en-US"/>
+        </w:rPr>
         <w:t>All libraries inside requirements.txt</w:t>
+      </w:r>
+    </w:p>
+    <w:p>
+      <w:pPr>
+        <w:rPr>
+          <w:lang w:val="en-US"/>
+        </w:rPr>
+      </w:pPr>
+      <w:r>
+        <w:rPr>
+          <w:lang w:val="en-US"/>
+        </w:rPr>
+        <w:br w:type="page"/>
+      </w:r>
+    </w:p>
+    <w:p>
+      <w:pPr>
+        <w:pStyle w:val="Heading1"/>
+        <w:rPr>
+          <w:b/>
+          <w:bCs/>
+          <w:sz w:val="40"/>
+          <w:szCs w:val="40"/>
+          <w:lang w:val="en-US"/>
+        </w:rPr>
+      </w:pPr>
+      <w:r>
+        <w:rPr>
+          <w:b/>
+          <w:bCs/>
+          <w:sz w:val="40"/>
+          <w:szCs w:val="40"/>
+          <w:lang w:val="en-US"/>
+        </w:rPr>
+        <w:lastRenderedPageBreak/>
+        <w:t>Setup Operations (One time only):</w:t>
       </w:r>
     </w:p>
     <w:p>
@@ -284,60 +543,6 @@
         <w:rPr>
           <w:lang w:val="en-US"/>
         </w:rPr>
-        <w:t>How to Setup Folder</w:t>
-      </w:r>
-    </w:p>
-    <w:p>
-      <w:pPr>
-        <w:pStyle w:val="ListParagraph"/>
-        <w:numPr>
-          <w:ilvl w:val="0"/>
-          <w:numId w:val="4"/>
-        </w:numPr>
-        <w:rPr>
-          <w:lang w:val="en-US"/>
-        </w:rPr>
-      </w:pPr>
-      <w:r>
-        <w:rPr>
-          <w:lang w:val="en-US"/>
-        </w:rPr>
-        <w:t>Create a new folder in your computer</w:t>
-      </w:r>
-    </w:p>
-    <w:p>
-      <w:pPr>
-        <w:pStyle w:val="ListParagraph"/>
-        <w:numPr>
-          <w:ilvl w:val="0"/>
-          <w:numId w:val="4"/>
-        </w:numPr>
-        <w:rPr>
-          <w:lang w:val="en-US"/>
-        </w:rPr>
-      </w:pPr>
-      <w:r>
-        <w:rPr>
-          <w:lang w:val="en-US"/>
-        </w:rPr>
-        <w:t>Paste the required files in the said folder</w:t>
-      </w:r>
-    </w:p>
-    <w:p>
-      <w:pPr>
-        <w:pStyle w:val="Heading2"/>
-        <w:numPr>
-          <w:ilvl w:val="0"/>
-          <w:numId w:val="1"/>
-        </w:numPr>
-        <w:rPr>
-          <w:lang w:val="en-US"/>
-        </w:rPr>
-      </w:pPr>
-      <w:r>
-        <w:rPr>
-          <w:lang w:val="en-US"/>
-        </w:rPr>
         <w:t>How to Setup Virtual Environment</w:t>
       </w:r>
     </w:p>
@@ -411,6 +616,54 @@
     </w:p>
     <w:p>
       <w:pPr>
+        <w:ind w:left="720"/>
+        <w:rPr>
+          <w:lang w:val="en-US"/>
+        </w:rPr>
+      </w:pPr>
+      <w:r>
+        <w:rPr>
+          <w:lang w:val="en-US"/>
+        </w:rPr>
+        <w:drawing>
+          <wp:inline distT="0" distB="0" distL="0" distR="0" wp14:anchorId="7643533C" wp14:editId="6527E1DB">
+            <wp:extent cx="3002280" cy="317549"/>
+            <wp:effectExtent l="0" t="0" r="7620" b="6350"/>
+            <wp:docPr id="1" name="Picture 1"/>
+            <wp:cNvGraphicFramePr>
+              <a:graphicFrameLocks xmlns:a="http://schemas.openxmlformats.org/drawingml/2006/main" noChangeAspect="1"/>
+            </wp:cNvGraphicFramePr>
+            <a:graphic xmlns:a="http://schemas.openxmlformats.org/drawingml/2006/main">
+              <a:graphicData uri="http://schemas.openxmlformats.org/drawingml/2006/picture">
+                <pic:pic xmlns:pic="http://schemas.openxmlformats.org/drawingml/2006/picture">
+                  <pic:nvPicPr>
+                    <pic:cNvPr id="1" name=""/>
+                    <pic:cNvPicPr/>
+                  </pic:nvPicPr>
+                  <pic:blipFill>
+                    <a:blip r:embed="rId7"/>
+                    <a:stretch>
+                      <a:fillRect/>
+                    </a:stretch>
+                  </pic:blipFill>
+                  <pic:spPr>
+                    <a:xfrm>
+                      <a:off x="0" y="0"/>
+                      <a:ext cx="3079498" cy="325716"/>
+                    </a:xfrm>
+                    <a:prstGeom prst="rect">
+                      <a:avLst/>
+                    </a:prstGeom>
+                  </pic:spPr>
+                </pic:pic>
+              </a:graphicData>
+            </a:graphic>
+          </wp:inline>
+        </w:drawing>
+      </w:r>
+    </w:p>
+    <w:p>
+      <w:pPr>
         <w:pStyle w:val="ListParagraph"/>
         <w:numPr>
           <w:ilvl w:val="0"/>
@@ -438,19 +691,49 @@
     <w:p>
       <w:pPr>
         <w:pStyle w:val="ListParagraph"/>
-        <w:numPr>
-          <w:ilvl w:val="0"/>
-          <w:numId w:val="5"/>
-        </w:numPr>
-        <w:rPr>
-          <w:lang w:val="en-US"/>
-        </w:rPr>
-      </w:pPr>
-      <w:r>
-        <w:rPr>
-          <w:lang w:val="en-US"/>
-        </w:rPr>
-        <w:t>Go to the folder in which you have setup the files</w:t>
+        <w:rPr>
+          <w:lang w:val="en-US"/>
+        </w:rPr>
+      </w:pPr>
+      <w:r>
+        <w:rPr>
+          <w:lang w:val="en-US"/>
+        </w:rPr>
+        <w:drawing>
+          <wp:inline distT="0" distB="0" distL="0" distR="0" wp14:anchorId="0675774D" wp14:editId="17631177">
+            <wp:extent cx="3002280" cy="287890"/>
+            <wp:effectExtent l="0" t="0" r="0" b="0"/>
+            <wp:docPr id="2" name="Picture 2"/>
+            <wp:cNvGraphicFramePr>
+              <a:graphicFrameLocks xmlns:a="http://schemas.openxmlformats.org/drawingml/2006/main" noChangeAspect="1"/>
+            </wp:cNvGraphicFramePr>
+            <a:graphic xmlns:a="http://schemas.openxmlformats.org/drawingml/2006/main">
+              <a:graphicData uri="http://schemas.openxmlformats.org/drawingml/2006/picture">
+                <pic:pic xmlns:pic="http://schemas.openxmlformats.org/drawingml/2006/picture">
+                  <pic:nvPicPr>
+                    <pic:cNvPr id="1" name=""/>
+                    <pic:cNvPicPr/>
+                  </pic:nvPicPr>
+                  <pic:blipFill>
+                    <a:blip r:embed="rId8"/>
+                    <a:stretch>
+                      <a:fillRect/>
+                    </a:stretch>
+                  </pic:blipFill>
+                  <pic:spPr>
+                    <a:xfrm>
+                      <a:off x="0" y="0"/>
+                      <a:ext cx="3079608" cy="295305"/>
+                    </a:xfrm>
+                    <a:prstGeom prst="rect">
+                      <a:avLst/>
+                    </a:prstGeom>
+                  </pic:spPr>
+                </pic:pic>
+              </a:graphicData>
+            </a:graphic>
+          </wp:inline>
+        </w:drawing>
       </w:r>
     </w:p>
     <w:p>
@@ -468,7 +751,128 @@
         <w:rPr>
           <w:lang w:val="en-US"/>
         </w:rPr>
+        <w:t>Go to the folder in which you have setup the files</w:t>
+      </w:r>
+    </w:p>
+    <w:p>
+      <w:pPr>
+        <w:ind w:left="720"/>
+        <w:rPr>
+          <w:lang w:val="en-US"/>
+        </w:rPr>
+      </w:pPr>
+      <w:r>
+        <w:rPr>
+          <w:lang w:val="en-US"/>
+        </w:rPr>
+        <w:drawing>
+          <wp:inline distT="0" distB="0" distL="0" distR="0" wp14:anchorId="79543E20" wp14:editId="2FE051E7">
+            <wp:extent cx="3048425" cy="276264"/>
+            <wp:effectExtent l="0" t="0" r="0" b="9525"/>
+            <wp:docPr id="3" name="Picture 3"/>
+            <wp:cNvGraphicFramePr>
+              <a:graphicFrameLocks xmlns:a="http://schemas.openxmlformats.org/drawingml/2006/main" noChangeAspect="1"/>
+            </wp:cNvGraphicFramePr>
+            <a:graphic xmlns:a="http://schemas.openxmlformats.org/drawingml/2006/main">
+              <a:graphicData uri="http://schemas.openxmlformats.org/drawingml/2006/picture">
+                <pic:pic xmlns:pic="http://schemas.openxmlformats.org/drawingml/2006/picture">
+                  <pic:nvPicPr>
+                    <pic:cNvPr id="1" name=""/>
+                    <pic:cNvPicPr/>
+                  </pic:nvPicPr>
+                  <pic:blipFill>
+                    <a:blip r:embed="rId9"/>
+                    <a:stretch>
+                      <a:fillRect/>
+                    </a:stretch>
+                  </pic:blipFill>
+                  <pic:spPr>
+                    <a:xfrm>
+                      <a:off x="0" y="0"/>
+                      <a:ext cx="3048425" cy="276264"/>
+                    </a:xfrm>
+                    <a:prstGeom prst="rect">
+                      <a:avLst/>
+                    </a:prstGeom>
+                  </pic:spPr>
+                </pic:pic>
+              </a:graphicData>
+            </a:graphic>
+          </wp:inline>
+        </w:drawing>
+      </w:r>
+    </w:p>
+    <w:p>
+      <w:pPr>
+        <w:pStyle w:val="ListParagraph"/>
+        <w:numPr>
+          <w:ilvl w:val="0"/>
+          <w:numId w:val="5"/>
+        </w:numPr>
+        <w:rPr>
+          <w:lang w:val="en-US"/>
+        </w:rPr>
+      </w:pPr>
+      <w:r>
+        <w:rPr>
+          <w:lang w:val="en-US"/>
+        </w:rPr>
         <w:t>Click on Select folder</w:t>
+      </w:r>
+    </w:p>
+    <w:p>
+      <w:pPr>
+        <w:ind w:left="720"/>
+        <w:rPr>
+          <w:lang w:val="en-US"/>
+        </w:rPr>
+      </w:pPr>
+      <w:r>
+        <w:rPr>
+          <w:lang w:val="en-US"/>
+        </w:rPr>
+        <w:drawing>
+          <wp:inline distT="0" distB="0" distL="0" distR="0" wp14:anchorId="73DAAED1" wp14:editId="7C5AD41E">
+            <wp:extent cx="4923790" cy="621030"/>
+            <wp:effectExtent l="0" t="0" r="0" b="7620"/>
+            <wp:docPr id="4" name="Picture 4"/>
+            <wp:cNvGraphicFramePr>
+              <a:graphicFrameLocks xmlns:a="http://schemas.openxmlformats.org/drawingml/2006/main" noChangeAspect="1"/>
+            </wp:cNvGraphicFramePr>
+            <a:graphic xmlns:a="http://schemas.openxmlformats.org/drawingml/2006/main">
+              <a:graphicData uri="http://schemas.openxmlformats.org/drawingml/2006/picture">
+                <pic:pic xmlns:pic="http://schemas.openxmlformats.org/drawingml/2006/picture">
+                  <pic:nvPicPr>
+                    <pic:cNvPr id="1" name=""/>
+                    <pic:cNvPicPr/>
+                  </pic:nvPicPr>
+                  <pic:blipFill rotWithShape="1">
+                    <a:blip r:embed="rId10"/>
+                    <a:srcRect l="14092"/>
+                    <a:stretch/>
+                  </pic:blipFill>
+                  <pic:spPr bwMode="auto">
+                    <a:xfrm>
+                      <a:off x="0" y="0"/>
+                      <a:ext cx="4923790" cy="621030"/>
+                    </a:xfrm>
+                    <a:prstGeom prst="rect">
+                      <a:avLst/>
+                    </a:prstGeom>
+                    <a:ln>
+                      <a:noFill/>
+                    </a:ln>
+                    <a:extLst>
+                      <a:ext uri="{53640926-AAD7-44D8-BBD7-CCE9431645EC}">
+                        <a14:shadowObscured xmlns:a14="http://schemas.microsoft.com/office/drawing/2010/main"/>
+                      </a:ext>
+                    </a:extLst>
+                  </pic:spPr>
+                </pic:pic>
+              </a:graphicData>
+            </a:graphic>
+          </wp:inline>
+        </w:drawing>
       </w:r>
     </w:p>
     <w:p>
@@ -536,7 +940,7 @@
     <w:p>
       <w:pPr>
         <w:pBdr>
-          <w:top w:val="single" w:sz="6" w:space="1" w:color="auto"/>
+          <w:top w:val="single" w:sz="6" w:space="0" w:color="auto"/>
           <w:bottom w:val="single" w:sz="6" w:space="1" w:color="auto"/>
         </w:pBdr>
         <w:ind w:left="720"/>
@@ -560,36 +964,57 @@
           <w:bCs/>
           <w:lang w:val="en-US"/>
         </w:rPr>
-        <w:t xml:space="preserve">ython -m </w:t>
-      </w:r>
-      <w:proofErr w:type="spellStart"/>
-      <w:r>
-        <w:rPr>
-          <w:b/>
-          <w:bCs/>
-          <w:lang w:val="en-US"/>
-        </w:rPr>
-        <w:t>venv</w:t>
-      </w:r>
-      <w:proofErr w:type="spellEnd"/>
-      <w:r>
-        <w:rPr>
-          <w:b/>
-          <w:bCs/>
-          <w:lang w:val="en-US"/>
-        </w:rPr>
-        <w:t xml:space="preserve"> </w:t>
-      </w:r>
-      <w:proofErr w:type="spellStart"/>
-      <w:r>
-        <w:rPr>
-          <w:b/>
-          <w:bCs/>
-          <w:lang w:val="en-US"/>
-        </w:rPr>
-        <w:t>venv</w:t>
-      </w:r>
-      <w:proofErr w:type="spellEnd"/>
+        <w:t>ython -m venv venv</w:t>
+      </w:r>
+    </w:p>
+    <w:p>
+      <w:pPr>
+        <w:ind w:left="720"/>
+        <w:jc w:val="center"/>
+        <w:rPr>
+          <w:lang w:val="en-US"/>
+        </w:rPr>
+      </w:pPr>
+      <w:r>
+        <w:rPr>
+          <w:lang w:val="en-US"/>
+        </w:rPr>
+        <w:drawing>
+          <wp:inline distT="0" distB="0" distL="0" distR="0" wp14:anchorId="760F4E29" wp14:editId="6B602363">
+            <wp:extent cx="5731510" cy="247015"/>
+            <wp:effectExtent l="0" t="0" r="2540" b="635"/>
+            <wp:docPr id="5" name="Picture 5"/>
+            <wp:cNvGraphicFramePr>
+              <a:graphicFrameLocks xmlns:a="http://schemas.openxmlformats.org/drawingml/2006/main" noChangeAspect="1"/>
+            </wp:cNvGraphicFramePr>
+            <a:graphic xmlns:a="http://schemas.openxmlformats.org/drawingml/2006/main">
+              <a:graphicData uri="http://schemas.openxmlformats.org/drawingml/2006/picture">
+                <pic:pic xmlns:pic="http://schemas.openxmlformats.org/drawingml/2006/picture">
+                  <pic:nvPicPr>
+                    <pic:cNvPr id="1" name=""/>
+                    <pic:cNvPicPr/>
+                  </pic:nvPicPr>
+                  <pic:blipFill>
+                    <a:blip r:embed="rId11"/>
+                    <a:stretch>
+                      <a:fillRect/>
+                    </a:stretch>
+                  </pic:blipFill>
+                  <pic:spPr>
+                    <a:xfrm>
+                      <a:off x="0" y="0"/>
+                      <a:ext cx="5731510" cy="247015"/>
+                    </a:xfrm>
+                    <a:prstGeom prst="rect">
+                      <a:avLst/>
+                    </a:prstGeom>
+                  </pic:spPr>
+                </pic:pic>
+              </a:graphicData>
+            </a:graphic>
+          </wp:inline>
+        </w:drawing>
+      </w:r>
     </w:p>
     <w:p>
       <w:pPr>
@@ -602,13 +1027,13 @@
         <w:rPr>
           <w:lang w:val="en-US"/>
         </w:rPr>
-        <w:t xml:space="preserve">      </w:t>
-      </w:r>
-      <w:r>
-        <w:rPr>
-          <w:lang w:val="en-US"/>
-        </w:rPr>
-        <w:t>3.</w:t>
+        <w:t>2</w:t>
+      </w:r>
+      <w:r>
+        <w:rPr>
+          <w:lang w:val="en-US"/>
+        </w:rPr>
+        <w:t>.</w:t>
       </w:r>
       <w:r>
         <w:rPr>
@@ -650,77 +1075,7 @@
           <w:bCs/>
           <w:lang w:val="en-US"/>
         </w:rPr>
-        <w:t xml:space="preserve"> create a virtual environment as long as a folder named ‘</w:t>
-      </w:r>
-      <w:proofErr w:type="spellStart"/>
-      <w:r>
-        <w:rPr>
-          <w:b/>
-          <w:bCs/>
-          <w:lang w:val="en-US"/>
-        </w:rPr>
-        <w:t>venv</w:t>
-      </w:r>
-      <w:proofErr w:type="spellEnd"/>
-      <w:r>
-        <w:rPr>
-          <w:b/>
-          <w:bCs/>
-          <w:lang w:val="en-US"/>
-        </w:rPr>
-        <w:t xml:space="preserve">’ exists in your project folder. But, </w:t>
-      </w:r>
-      <w:proofErr w:type="spellStart"/>
-      <w:r>
-        <w:rPr>
-          <w:b/>
-          <w:bCs/>
-          <w:lang w:val="en-US"/>
-        </w:rPr>
-        <w:t>everytime</w:t>
-      </w:r>
-      <w:proofErr w:type="spellEnd"/>
-      <w:r>
-        <w:rPr>
-          <w:b/>
-          <w:bCs/>
-          <w:lang w:val="en-US"/>
-        </w:rPr>
-        <w:t xml:space="preserve"> you run the code, you need to always activate the virtual environment</w:t>
-      </w:r>
-      <w:r>
-        <w:rPr>
-          <w:b/>
-          <w:bCs/>
-          <w:lang w:val="en-US"/>
-        </w:rPr>
-        <w:t xml:space="preserve">. </w:t>
-      </w:r>
-      <w:r>
-        <w:rPr>
-          <w:b/>
-          <w:bCs/>
-          <w:lang w:val="en-US"/>
-        </w:rPr>
-        <w:t>If you happen to move your project folder or delete the ‘</w:t>
-      </w:r>
-      <w:proofErr w:type="spellStart"/>
-      <w:r>
-        <w:rPr>
-          <w:b/>
-          <w:bCs/>
-          <w:lang w:val="en-US"/>
-        </w:rPr>
-        <w:t>venv</w:t>
-      </w:r>
-      <w:proofErr w:type="spellEnd"/>
-      <w:r>
-        <w:rPr>
-          <w:b/>
-          <w:bCs/>
-          <w:lang w:val="en-US"/>
-        </w:rPr>
-        <w:t>’ folder, then repeat the step 3 and 4</w:t>
+        <w:t xml:space="preserve"> create a virtual environment as long as a folder named ‘venv’ exists in your project folder. But, everytime you run the code, you need to always activate the virtual environment</w:t>
       </w:r>
       <w:r>
         <w:rPr>
@@ -762,23 +1117,67 @@
           <w:lang w:val="en-US"/>
         </w:rPr>
       </w:pPr>
-      <w:proofErr w:type="spellStart"/>
-      <w:r>
-        <w:rPr>
-          <w:b/>
-          <w:bCs/>
-          <w:lang w:val="en-US"/>
-        </w:rPr>
-        <w:t>venv</w:t>
-      </w:r>
-      <w:proofErr w:type="spellEnd"/>
-      <w:r>
-        <w:rPr>
-          <w:b/>
-          <w:bCs/>
-          <w:lang w:val="en-US"/>
-        </w:rPr>
-        <w:t>/Scripts/activate</w:t>
+      <w:r>
+        <w:rPr>
+          <w:b/>
+          <w:bCs/>
+          <w:lang w:val="en-US"/>
+        </w:rPr>
+        <w:t>venv/Scripts/activate</w:t>
+      </w:r>
+    </w:p>
+    <w:p>
+      <w:pPr>
+        <w:ind w:left="720"/>
+        <w:rPr>
+          <w:lang w:val="en-US"/>
+        </w:rPr>
+      </w:pPr>
+      <w:r>
+        <w:rPr>
+          <w:lang w:val="en-US"/>
+        </w:rPr>
+        <w:drawing>
+          <wp:inline distT="0" distB="0" distL="0" distR="0" wp14:anchorId="7EEABBEA" wp14:editId="5623347B">
+            <wp:extent cx="5731510" cy="197485"/>
+            <wp:effectExtent l="0" t="0" r="2540" b="0"/>
+            <wp:docPr id="6" name="Picture 6"/>
+            <wp:cNvGraphicFramePr>
+              <a:graphicFrameLocks xmlns:a="http://schemas.openxmlformats.org/drawingml/2006/main" noChangeAspect="1"/>
+            </wp:cNvGraphicFramePr>
+            <a:graphic xmlns:a="http://schemas.openxmlformats.org/drawingml/2006/main">
+              <a:graphicData uri="http://schemas.openxmlformats.org/drawingml/2006/picture">
+                <pic:pic xmlns:pic="http://schemas.openxmlformats.org/drawingml/2006/picture">
+                  <pic:nvPicPr>
+                    <pic:cNvPr id="1" name=""/>
+                    <pic:cNvPicPr/>
+                  </pic:nvPicPr>
+                  <pic:blipFill>
+                    <a:blip r:embed="rId12"/>
+                    <a:stretch>
+                      <a:fillRect/>
+                    </a:stretch>
+                  </pic:blipFill>
+                  <pic:spPr>
+                    <a:xfrm>
+                      <a:off x="0" y="0"/>
+                      <a:ext cx="5731510" cy="197485"/>
+                    </a:xfrm>
+                    <a:prstGeom prst="rect">
+                      <a:avLst/>
+                    </a:prstGeom>
+                  </pic:spPr>
+                </pic:pic>
+              </a:graphicData>
+            </a:graphic>
+          </wp:inline>
+        </w:drawing>
+      </w:r>
+      <w:r>
+        <w:rPr>
+          <w:lang w:val="en-US"/>
+        </w:rPr>
+        <w:t xml:space="preserve">      </w:t>
       </w:r>
     </w:p>
     <w:p>
@@ -792,13 +1191,19 @@
         <w:rPr>
           <w:lang w:val="en-US"/>
         </w:rPr>
-        <w:t xml:space="preserve">       </w:t>
-      </w:r>
-      <w:r>
-        <w:rPr>
-          <w:lang w:val="en-US"/>
-        </w:rPr>
-        <w:t>4.</w:t>
+        <w:t xml:space="preserve"> </w:t>
+      </w:r>
+      <w:r>
+        <w:rPr>
+          <w:lang w:val="en-US"/>
+        </w:rPr>
+        <w:t>3</w:t>
+      </w:r>
+      <w:r>
+        <w:rPr>
+          <w:lang w:val="en-US"/>
+        </w:rPr>
+        <w:t>.</w:t>
       </w:r>
       <w:r>
         <w:rPr>
@@ -824,43 +1229,7 @@
           <w:bCs/>
           <w:lang w:val="en-US"/>
         </w:rPr>
-        <w:t xml:space="preserve">NOTE: You do not always have to install dependencies, as long as you have done it once in your </w:t>
-      </w:r>
-      <w:proofErr w:type="spellStart"/>
-      <w:r>
-        <w:rPr>
-          <w:b/>
-          <w:bCs/>
-          <w:lang w:val="en-US"/>
-        </w:rPr>
-        <w:t>venv</w:t>
-      </w:r>
-      <w:proofErr w:type="spellEnd"/>
-      <w:r>
-        <w:rPr>
-          <w:b/>
-          <w:bCs/>
-          <w:lang w:val="en-US"/>
-        </w:rPr>
-        <w:t xml:space="preserve"> its fine. If you happen to move your project folder or delete the ‘</w:t>
-      </w:r>
-      <w:proofErr w:type="spellStart"/>
-      <w:r>
-        <w:rPr>
-          <w:b/>
-          <w:bCs/>
-          <w:lang w:val="en-US"/>
-        </w:rPr>
-        <w:t>venv</w:t>
-      </w:r>
-      <w:proofErr w:type="spellEnd"/>
-      <w:r>
-        <w:rPr>
-          <w:b/>
-          <w:bCs/>
-          <w:lang w:val="en-US"/>
-        </w:rPr>
-        <w:t>’ folder, then repeat the step 3 and 4.</w:t>
+        <w:t xml:space="preserve">NOTE: You do not always have to install dependencies, as long as you have done it once in your venv its fine. </w:t>
       </w:r>
     </w:p>
     <w:p>
@@ -876,23 +1245,10 @@
       </w:pPr>
       <w:r>
         <w:rPr>
-          <w:lang w:val="en-US"/>
-        </w:rPr>
-        <w:t>Activate Virtual Environment (</w:t>
-      </w:r>
-      <w:proofErr w:type="spellStart"/>
-      <w:r>
-        <w:rPr>
-          <w:lang w:val="en-US"/>
-        </w:rPr>
-        <w:t>venv</w:t>
-      </w:r>
-      <w:proofErr w:type="spellEnd"/>
-      <w:r>
-        <w:rPr>
-          <w:lang w:val="en-US"/>
-        </w:rPr>
-        <w:t>/Scripts/activate)</w:t>
+          <w:color w:val="C00000"/>
+          <w:lang w:val="en-US"/>
+        </w:rPr>
+        <w:t>Activate Virtual Environment (venv/Scripts/activate)</w:t>
       </w:r>
     </w:p>
     <w:p>
@@ -910,7 +1266,6 @@
         <w:rPr>
           <w:lang w:val="en-US"/>
         </w:rPr>
-        <w:lastRenderedPageBreak/>
         <w:t>In the terminal, use the following command to install required libraries (might take some time)</w:t>
       </w:r>
     </w:p>
@@ -938,6 +1293,65 @@
     </w:p>
     <w:p>
       <w:pPr>
+        <w:ind w:left="720"/>
+        <w:jc w:val="center"/>
+        <w:rPr>
+          <w:b/>
+          <w:bCs/>
+          <w:color w:val="C00000"/>
+          <w:sz w:val="28"/>
+          <w:szCs w:val="28"/>
+          <w:lang w:val="en-US"/>
+        </w:rPr>
+      </w:pPr>
+      <w:r>
+        <w:rPr>
+          <w:b/>
+          <w:bCs/>
+          <w:color w:val="C00000"/>
+          <w:sz w:val="28"/>
+          <w:szCs w:val="28"/>
+          <w:lang w:val="en-US"/>
+        </w:rPr>
+        <w:drawing>
+          <wp:inline distT="0" distB="0" distL="0" distR="0" wp14:anchorId="1BBF45DC" wp14:editId="793D0BD2">
+            <wp:extent cx="5731510" cy="175895"/>
+            <wp:effectExtent l="0" t="0" r="2540" b="0"/>
+            <wp:docPr id="7" name="Picture 7"/>
+            <wp:cNvGraphicFramePr>
+              <a:graphicFrameLocks xmlns:a="http://schemas.openxmlformats.org/drawingml/2006/main" noChangeAspect="1"/>
+            </wp:cNvGraphicFramePr>
+            <a:graphic xmlns:a="http://schemas.openxmlformats.org/drawingml/2006/main">
+              <a:graphicData uri="http://schemas.openxmlformats.org/drawingml/2006/picture">
+                <pic:pic xmlns:pic="http://schemas.openxmlformats.org/drawingml/2006/picture">
+                  <pic:nvPicPr>
+                    <pic:cNvPr id="1" name=""/>
+                    <pic:cNvPicPr/>
+                  </pic:nvPicPr>
+                  <pic:blipFill>
+                    <a:blip r:embed="rId13"/>
+                    <a:stretch>
+                      <a:fillRect/>
+                    </a:stretch>
+                  </pic:blipFill>
+                  <pic:spPr>
+                    <a:xfrm>
+                      <a:off x="0" y="0"/>
+                      <a:ext cx="5731510" cy="175895"/>
+                    </a:xfrm>
+                    <a:prstGeom prst="rect">
+                      <a:avLst/>
+                    </a:prstGeom>
+                  </pic:spPr>
+                </pic:pic>
+              </a:graphicData>
+            </a:graphic>
+          </wp:inline>
+        </w:drawing>
+      </w:r>
+    </w:p>
+    <w:p>
+      <w:pPr>
         <w:pStyle w:val="Heading2"/>
         <w:rPr>
           <w:lang w:val="en-US"/>
@@ -947,21 +1361,1296 @@
         <w:rPr>
           <w:lang w:val="en-US"/>
         </w:rPr>
-        <w:t xml:space="preserve">        5.  How to run </w:t>
-      </w:r>
-      <w:proofErr w:type="spellStart"/>
+        <w:lastRenderedPageBreak/>
+        <w:t>4</w:t>
+      </w:r>
+      <w:r>
+        <w:rPr>
+          <w:lang w:val="en-US"/>
+        </w:rPr>
+        <w:t>.</w:t>
+      </w:r>
+      <w:r>
+        <w:rPr>
+          <w:lang w:val="en-US"/>
+        </w:rPr>
+        <w:t xml:space="preserve"> </w:t>
+      </w:r>
+      <w:r>
+        <w:rPr>
+          <w:lang w:val="en-US"/>
+        </w:rPr>
+        <w:t>Setup .env file</w:t>
+      </w:r>
+    </w:p>
+    <w:p>
+      <w:pPr>
+        <w:pStyle w:val="ListParagraph"/>
+        <w:numPr>
+          <w:ilvl w:val="0"/>
+          <w:numId w:val="17"/>
+        </w:numPr>
+        <w:rPr>
+          <w:lang w:val="en-US"/>
+        </w:rPr>
+      </w:pPr>
+      <w:r>
+        <w:rPr>
+          <w:color w:val="000000" w:themeColor="text1"/>
+          <w:lang w:val="en-US"/>
+        </w:rPr>
+        <w:t>Open the .env file in VS code</w:t>
+      </w:r>
+    </w:p>
+    <w:p>
+      <w:pPr>
+        <w:pStyle w:val="ListParagraph"/>
+        <w:numPr>
+          <w:ilvl w:val="0"/>
+          <w:numId w:val="17"/>
+        </w:numPr>
+        <w:rPr>
+          <w:lang w:val="en-US"/>
+        </w:rPr>
+      </w:pPr>
+      <w:r>
+        <w:rPr>
+          <w:color w:val="000000" w:themeColor="text1"/>
+          <w:lang w:val="en-US"/>
+        </w:rPr>
+        <w:t>It should look something like this:</w:t>
+      </w:r>
+    </w:p>
+    <w:p>
+      <w:pPr>
+        <w:ind w:left="720"/>
+        <w:rPr>
+          <w:lang w:val="en-US"/>
+        </w:rPr>
+      </w:pPr>
+      <w:r>
+        <w:rPr>
+          <w:lang w:val="en-US"/>
+        </w:rPr>
+        <w:drawing>
+          <wp:inline distT="0" distB="0" distL="0" distR="0" wp14:anchorId="765BD3E5" wp14:editId="3BDCFEB0">
+            <wp:extent cx="3791479" cy="924054"/>
+            <wp:effectExtent l="0" t="0" r="0" b="9525"/>
+            <wp:docPr id="18" name="Picture 18"/>
+            <wp:cNvGraphicFramePr>
+              <a:graphicFrameLocks xmlns:a="http://schemas.openxmlformats.org/drawingml/2006/main" noChangeAspect="1"/>
+            </wp:cNvGraphicFramePr>
+            <a:graphic xmlns:a="http://schemas.openxmlformats.org/drawingml/2006/main">
+              <a:graphicData uri="http://schemas.openxmlformats.org/drawingml/2006/picture">
+                <pic:pic xmlns:pic="http://schemas.openxmlformats.org/drawingml/2006/picture">
+                  <pic:nvPicPr>
+                    <pic:cNvPr id="1" name=""/>
+                    <pic:cNvPicPr/>
+                  </pic:nvPicPr>
+                  <pic:blipFill>
+                    <a:blip r:embed="rId14"/>
+                    <a:stretch>
+                      <a:fillRect/>
+                    </a:stretch>
+                  </pic:blipFill>
+                  <pic:spPr>
+                    <a:xfrm>
+                      <a:off x="0" y="0"/>
+                      <a:ext cx="3791479" cy="924054"/>
+                    </a:xfrm>
+                    <a:prstGeom prst="rect">
+                      <a:avLst/>
+                    </a:prstGeom>
+                  </pic:spPr>
+                </pic:pic>
+              </a:graphicData>
+            </a:graphic>
+          </wp:inline>
+        </w:drawing>
+      </w:r>
+    </w:p>
+    <w:p>
+      <w:pPr>
+        <w:pStyle w:val="ListParagraph"/>
+        <w:numPr>
+          <w:ilvl w:val="0"/>
+          <w:numId w:val="17"/>
+        </w:numPr>
+        <w:rPr>
+          <w:lang w:val="en-US"/>
+        </w:rPr>
+      </w:pPr>
+      <w:r>
+        <w:rPr>
+          <w:color w:val="000000" w:themeColor="text1"/>
+          <w:lang w:val="en-US"/>
+        </w:rPr>
+        <w:t>In line 1, after the ‘=’, paste your Gemini API key</w:t>
+      </w:r>
+    </w:p>
+    <w:p>
+      <w:pPr>
+        <w:pStyle w:val="ListParagraph"/>
+        <w:numPr>
+          <w:ilvl w:val="0"/>
+          <w:numId w:val="17"/>
+        </w:numPr>
+        <w:rPr>
+          <w:lang w:val="en-US"/>
+        </w:rPr>
+      </w:pPr>
+      <w:r>
+        <w:rPr>
+          <w:color w:val="000000" w:themeColor="text1"/>
+          <w:lang w:val="en-US"/>
+        </w:rPr>
+        <w:t>Save the file (ctrl + S)</w:t>
+      </w:r>
+    </w:p>
+    <w:p>
+      <w:pPr>
+        <w:pStyle w:val="ListParagraph"/>
+        <w:numPr>
+          <w:ilvl w:val="0"/>
+          <w:numId w:val="17"/>
+        </w:numPr>
+        <w:rPr>
+          <w:lang w:val="en-US"/>
+        </w:rPr>
+      </w:pPr>
+      <w:r>
+        <w:rPr>
+          <w:color w:val="000000" w:themeColor="text1"/>
+          <w:lang w:val="en-US"/>
+        </w:rPr>
+        <w:t>End Result:</w:t>
+      </w:r>
+    </w:p>
+    <w:p>
+      <w:pPr>
+        <w:ind w:left="720"/>
+        <w:jc w:val="center"/>
+        <w:rPr>
+          <w:b/>
+          <w:bCs/>
+          <w:color w:val="C00000"/>
+          <w:sz w:val="28"/>
+          <w:szCs w:val="28"/>
+          <w:lang w:val="en-US"/>
+        </w:rPr>
+      </w:pPr>
+      <w:r>
+        <w:rPr>
+          <w:b/>
+          <w:bCs/>
+          <w:color w:val="C00000"/>
+          <w:sz w:val="28"/>
+          <w:szCs w:val="28"/>
+          <w:lang w:val="en-US"/>
+        </w:rPr>
+        <w:drawing>
+          <wp:inline distT="0" distB="0" distL="0" distR="0" wp14:anchorId="209441FB" wp14:editId="634187BF">
+            <wp:extent cx="5731510" cy="746760"/>
+            <wp:effectExtent l="0" t="0" r="2540" b="0"/>
+            <wp:docPr id="17" name="Picture 17"/>
+            <wp:cNvGraphicFramePr>
+              <a:graphicFrameLocks xmlns:a="http://schemas.openxmlformats.org/drawingml/2006/main" noChangeAspect="1"/>
+            </wp:cNvGraphicFramePr>
+            <a:graphic xmlns:a="http://schemas.openxmlformats.org/drawingml/2006/main">
+              <a:graphicData uri="http://schemas.openxmlformats.org/drawingml/2006/picture">
+                <pic:pic xmlns:pic="http://schemas.openxmlformats.org/drawingml/2006/picture">
+                  <pic:nvPicPr>
+                    <pic:cNvPr id="1" name=""/>
+                    <pic:cNvPicPr/>
+                  </pic:nvPicPr>
+                  <pic:blipFill rotWithShape="1">
+                    <a:blip r:embed="rId15"/>
+                    <a:srcRect b="22835"/>
+                    <a:stretch/>
+                  </pic:blipFill>
+                  <pic:spPr bwMode="auto">
+                    <a:xfrm>
+                      <a:off x="0" y="0"/>
+                      <a:ext cx="5731510" cy="746760"/>
+                    </a:xfrm>
+                    <a:prstGeom prst="rect">
+                      <a:avLst/>
+                    </a:prstGeom>
+                    <a:ln>
+                      <a:noFill/>
+                    </a:ln>
+                    <a:extLst>
+                      <a:ext uri="{53640926-AAD7-44D8-BBD7-CCE9431645EC}">
+                        <a14:shadowObscured xmlns:a14="http://schemas.microsoft.com/office/drawing/2010/main"/>
+                      </a:ext>
+                    </a:extLst>
+                  </pic:spPr>
+                </pic:pic>
+              </a:graphicData>
+            </a:graphic>
+          </wp:inline>
+        </w:drawing>
+      </w:r>
+    </w:p>
+    <w:p>
+      <w:pPr>
+        <w:pStyle w:val="ListParagraph"/>
+        <w:numPr>
+          <w:ilvl w:val="0"/>
+          <w:numId w:val="6"/>
+        </w:numPr>
+        <w:jc w:val="center"/>
+        <w:rPr>
+          <w:b/>
+          <w:bCs/>
+          <w:color w:val="C00000"/>
+          <w:sz w:val="28"/>
+          <w:szCs w:val="28"/>
+          <w:lang w:val="en-US"/>
+        </w:rPr>
+      </w:pPr>
+      <w:r>
+        <w:rPr>
+          <w:b/>
+          <w:bCs/>
+          <w:color w:val="C00000"/>
+          <w:sz w:val="28"/>
+          <w:szCs w:val="28"/>
+          <w:lang w:val="en-US"/>
+        </w:rPr>
+        <w:t>Your Setup is completed, Now, you don’t need to do anything except step (2) every</w:t>
+      </w:r>
+      <w:r>
+        <w:rPr>
+          <w:b/>
+          <w:bCs/>
+          <w:color w:val="C00000"/>
+          <w:sz w:val="28"/>
+          <w:szCs w:val="28"/>
+          <w:lang w:val="en-US"/>
+        </w:rPr>
+        <w:t xml:space="preserve"> </w:t>
+      </w:r>
+      <w:r>
+        <w:rPr>
+          <w:b/>
+          <w:bCs/>
+          <w:color w:val="C00000"/>
+          <w:sz w:val="28"/>
+          <w:szCs w:val="28"/>
+          <w:lang w:val="en-US"/>
+        </w:rPr>
+        <w:t>time you want to run the code</w:t>
+      </w:r>
+    </w:p>
+    <w:p>
+      <w:pPr>
+        <w:pStyle w:val="ListParagraph"/>
+        <w:numPr>
+          <w:ilvl w:val="0"/>
+          <w:numId w:val="6"/>
+        </w:numPr>
+        <w:jc w:val="center"/>
+        <w:rPr>
+          <w:b/>
+          <w:bCs/>
+          <w:color w:val="C00000"/>
+          <w:sz w:val="28"/>
+          <w:szCs w:val="28"/>
+          <w:lang w:val="en-US"/>
+        </w:rPr>
+      </w:pPr>
+      <w:r>
+        <w:rPr>
+          <w:b/>
+          <w:bCs/>
+          <w:color w:val="C00000"/>
+          <w:sz w:val="28"/>
+          <w:szCs w:val="28"/>
+          <w:lang w:val="en-US"/>
+        </w:rPr>
+        <w:t xml:space="preserve">The Indicator for an Active Virtual Environment is </w:t>
+      </w:r>
+      <w:r>
+        <w:rPr>
+          <w:b/>
+          <w:bCs/>
+          <w:color w:val="00B050"/>
+          <w:sz w:val="28"/>
+          <w:szCs w:val="28"/>
+          <w:lang w:val="en-US"/>
+        </w:rPr>
+        <w:t xml:space="preserve">(venv) </w:t>
+      </w:r>
+      <w:r>
+        <w:rPr>
+          <w:b/>
+          <w:bCs/>
+          <w:color w:val="C00000"/>
+          <w:sz w:val="28"/>
+          <w:szCs w:val="28"/>
+          <w:lang w:val="en-US"/>
+        </w:rPr>
+        <w:t>in your command terminal</w:t>
+      </w:r>
+    </w:p>
+    <w:p>
+      <w:pPr>
+        <w:ind w:left="360"/>
+        <w:jc w:val="center"/>
+        <w:rPr>
+          <w:b/>
+          <w:bCs/>
+          <w:color w:val="C00000"/>
+          <w:sz w:val="28"/>
+          <w:szCs w:val="28"/>
+          <w:lang w:val="en-US"/>
+        </w:rPr>
+      </w:pPr>
+      <w:r>
+        <w:rPr>
+          <w:b/>
+          <w:bCs/>
+          <w:color w:val="C00000"/>
+          <w:sz w:val="28"/>
+          <w:szCs w:val="28"/>
+          <w:lang w:val="en-US"/>
+        </w:rPr>
+        <w:drawing>
+          <wp:inline distT="0" distB="0" distL="0" distR="0" wp14:anchorId="64E33E7F" wp14:editId="31BB81C1">
+            <wp:extent cx="5731510" cy="263525"/>
+            <wp:effectExtent l="0" t="0" r="2540" b="3175"/>
+            <wp:docPr id="19" name="Picture 19"/>
+            <wp:cNvGraphicFramePr>
+              <a:graphicFrameLocks xmlns:a="http://schemas.openxmlformats.org/drawingml/2006/main" noChangeAspect="1"/>
+            </wp:cNvGraphicFramePr>
+            <a:graphic xmlns:a="http://schemas.openxmlformats.org/drawingml/2006/main">
+              <a:graphicData uri="http://schemas.openxmlformats.org/drawingml/2006/picture">
+                <pic:pic xmlns:pic="http://schemas.openxmlformats.org/drawingml/2006/picture">
+                  <pic:nvPicPr>
+                    <pic:cNvPr id="1" name=""/>
+                    <pic:cNvPicPr/>
+                  </pic:nvPicPr>
+                  <pic:blipFill>
+                    <a:blip r:embed="rId16"/>
+                    <a:stretch>
+                      <a:fillRect/>
+                    </a:stretch>
+                  </pic:blipFill>
+                  <pic:spPr>
+                    <a:xfrm>
+                      <a:off x="0" y="0"/>
+                      <a:ext cx="5731510" cy="263525"/>
+                    </a:xfrm>
+                    <a:prstGeom prst="rect">
+                      <a:avLst/>
+                    </a:prstGeom>
+                  </pic:spPr>
+                </pic:pic>
+              </a:graphicData>
+            </a:graphic>
+          </wp:inline>
+        </w:drawing>
+      </w:r>
+    </w:p>
+    <w:p>
+      <w:pPr>
+        <w:rPr>
+          <w:b/>
+          <w:bCs/>
+          <w:color w:val="C00000"/>
+          <w:sz w:val="28"/>
+          <w:szCs w:val="28"/>
+          <w:lang w:val="en-US"/>
+        </w:rPr>
+      </w:pPr>
+      <w:r>
+        <w:rPr>
+          <w:b/>
+          <w:bCs/>
+          <w:color w:val="C00000"/>
+          <w:sz w:val="28"/>
+          <w:szCs w:val="28"/>
+          <w:lang w:val="en-US"/>
+        </w:rPr>
+        <w:br w:type="page"/>
+      </w:r>
+    </w:p>
+    <w:p>
+      <w:pPr>
+        <w:pStyle w:val="Heading2"/>
+        <w:rPr>
+          <w:b/>
+          <w:bCs/>
+          <w:sz w:val="40"/>
+          <w:szCs w:val="40"/>
+          <w:lang w:val="en-US"/>
+        </w:rPr>
+      </w:pPr>
+      <w:r>
+        <w:rPr>
+          <w:b/>
+          <w:bCs/>
+          <w:sz w:val="40"/>
+          <w:szCs w:val="40"/>
+          <w:lang w:val="en-US"/>
+        </w:rPr>
+        <w:lastRenderedPageBreak/>
+        <w:t>Running the code and application</w:t>
+      </w:r>
+    </w:p>
+    <w:p>
+      <w:pPr>
+        <w:pStyle w:val="Heading2"/>
+        <w:rPr>
+          <w:lang w:val="en-US"/>
+        </w:rPr>
+      </w:pPr>
+      <w:r>
+        <w:rPr>
+          <w:lang w:val="en-US"/>
+        </w:rPr>
+        <w:t>1</w:t>
+      </w:r>
+      <w:r>
+        <w:rPr>
+          <w:lang w:val="en-US"/>
+        </w:rPr>
+        <w:t xml:space="preserve">.  How to </w:t>
+      </w:r>
+      <w:r>
+        <w:rPr>
+          <w:lang w:val="en-US"/>
+        </w:rPr>
+        <w:t>clean data</w:t>
+      </w:r>
+    </w:p>
+    <w:p>
+      <w:pPr>
+        <w:pStyle w:val="ListParagraph"/>
+        <w:numPr>
+          <w:ilvl w:val="0"/>
+          <w:numId w:val="14"/>
+        </w:numPr>
+        <w:rPr>
+          <w:lang w:val="en-US"/>
+        </w:rPr>
+      </w:pPr>
+      <w:r>
+        <w:rPr>
+          <w:lang w:val="en-US"/>
+        </w:rPr>
+        <w:t xml:space="preserve">First, make sure that </w:t>
+      </w:r>
+      <w:r>
+        <w:rPr>
+          <w:b/>
+          <w:bCs/>
+          <w:lang w:val="en-US"/>
+        </w:rPr>
+        <w:t>‘’data.xlsx”</w:t>
+      </w:r>
+      <w:r>
+        <w:rPr>
+          <w:lang w:val="en-US"/>
+        </w:rPr>
+        <w:t xml:space="preserve"> is the name of the file in which you have the raw data</w:t>
+      </w:r>
+    </w:p>
+    <w:p>
+      <w:pPr>
+        <w:pStyle w:val="ListParagraph"/>
+        <w:numPr>
+          <w:ilvl w:val="0"/>
+          <w:numId w:val="14"/>
+        </w:numPr>
+        <w:rPr>
+          <w:lang w:val="en-US"/>
+        </w:rPr>
+      </w:pPr>
+      <w:r>
+        <w:rPr>
+          <w:lang w:val="en-US"/>
+        </w:rPr>
+        <w:t>Paste that file inside the project folder</w:t>
+      </w:r>
+    </w:p>
+    <w:p>
+      <w:pPr>
+        <w:pStyle w:val="ListParagraph"/>
+        <w:numPr>
+          <w:ilvl w:val="0"/>
+          <w:numId w:val="14"/>
+        </w:numPr>
+        <w:rPr>
+          <w:color w:val="C00000"/>
+          <w:lang w:val="en-US"/>
+        </w:rPr>
+      </w:pPr>
+      <w:r>
+        <w:rPr>
+          <w:color w:val="C00000"/>
+          <w:lang w:val="en-US"/>
+        </w:rPr>
+        <w:t xml:space="preserve">Activate Virtual Environment if you haven’t </w:t>
+      </w:r>
+      <w:r>
+        <w:rPr>
+          <w:color w:val="C00000"/>
+          <w:lang w:val="en-US"/>
+        </w:rPr>
+        <w:t>(venv/Scripts/activate)</w:t>
+      </w:r>
+    </w:p>
+    <w:p>
+      <w:pPr>
+        <w:pStyle w:val="ListParagraph"/>
+        <w:numPr>
+          <w:ilvl w:val="0"/>
+          <w:numId w:val="14"/>
+        </w:numPr>
+        <w:rPr>
+          <w:color w:val="000000" w:themeColor="text1"/>
+          <w:lang w:val="en-US"/>
+        </w:rPr>
+      </w:pPr>
+      <w:r>
+        <w:rPr>
+          <w:color w:val="000000" w:themeColor="text1"/>
+          <w:lang w:val="en-US"/>
+        </w:rPr>
+        <w:t>In the terminal, type the following command</w:t>
+      </w:r>
+    </w:p>
+    <w:p>
+      <w:pPr>
+        <w:pBdr>
+          <w:top w:val="single" w:sz="6" w:space="1" w:color="auto"/>
+          <w:bottom w:val="single" w:sz="6" w:space="1" w:color="auto"/>
+        </w:pBdr>
+        <w:ind w:left="720"/>
+        <w:rPr>
+          <w:b/>
+          <w:bCs/>
+          <w:lang w:val="en-US"/>
+        </w:rPr>
+      </w:pPr>
+      <w:r>
+        <w:rPr>
+          <w:b/>
+          <w:bCs/>
+          <w:lang w:val="en-US"/>
+        </w:rPr>
+        <w:t>python data_cleaner.py</w:t>
+      </w:r>
+    </w:p>
+    <w:p>
+      <w:pPr>
+        <w:pStyle w:val="ListParagraph"/>
+        <w:numPr>
+          <w:ilvl w:val="0"/>
+          <w:numId w:val="14"/>
+        </w:numPr>
+        <w:rPr>
+          <w:lang w:val="en-US"/>
+        </w:rPr>
+      </w:pPr>
+      <w:r>
+        <w:rPr>
+          <w:lang w:val="en-US"/>
+        </w:rPr>
+        <w:t xml:space="preserve">This will output a new file called: </w:t>
+      </w:r>
+      <w:bookmarkStart w:id="0" w:name="_Hlk218244547"/>
+      <w:r>
+        <w:rPr>
+          <w:lang w:val="en-US"/>
+        </w:rPr>
+        <w:t>‘</w:t>
+      </w:r>
+      <w:r>
+        <w:rPr>
+          <w:lang w:val="en-US"/>
+        </w:rPr>
+        <w:t>cleaned_data.xlsx</w:t>
+      </w:r>
+      <w:r>
+        <w:rPr>
+          <w:lang w:val="en-US"/>
+        </w:rPr>
+        <w:t>’</w:t>
+      </w:r>
+      <w:bookmarkEnd w:id="0"/>
+    </w:p>
+    <w:p>
+      <w:pPr>
+        <w:ind w:left="720"/>
+        <w:rPr>
+          <w:lang w:val="en-US"/>
+        </w:rPr>
+      </w:pPr>
+      <w:r>
+        <w:rPr>
+          <w:lang w:val="en-US"/>
+        </w:rPr>
+        <w:drawing>
+          <wp:inline distT="0" distB="0" distL="0" distR="0" wp14:anchorId="110307AE" wp14:editId="73FDC09B">
+            <wp:extent cx="5731510" cy="273685"/>
+            <wp:effectExtent l="0" t="0" r="2540" b="0"/>
+            <wp:docPr id="10" name="Picture 10"/>
+            <wp:cNvGraphicFramePr>
+              <a:graphicFrameLocks xmlns:a="http://schemas.openxmlformats.org/drawingml/2006/main" noChangeAspect="1"/>
+            </wp:cNvGraphicFramePr>
+            <a:graphic xmlns:a="http://schemas.openxmlformats.org/drawingml/2006/main">
+              <a:graphicData uri="http://schemas.openxmlformats.org/drawingml/2006/picture">
+                <pic:pic xmlns:pic="http://schemas.openxmlformats.org/drawingml/2006/picture">
+                  <pic:nvPicPr>
+                    <pic:cNvPr id="1" name=""/>
+                    <pic:cNvPicPr/>
+                  </pic:nvPicPr>
+                  <pic:blipFill>
+                    <a:blip r:embed="rId17"/>
+                    <a:stretch>
+                      <a:fillRect/>
+                    </a:stretch>
+                  </pic:blipFill>
+                  <pic:spPr>
+                    <a:xfrm>
+                      <a:off x="0" y="0"/>
+                      <a:ext cx="5731510" cy="273685"/>
+                    </a:xfrm>
+                    <a:prstGeom prst="rect">
+                      <a:avLst/>
+                    </a:prstGeom>
+                  </pic:spPr>
+                </pic:pic>
+              </a:graphicData>
+            </a:graphic>
+          </wp:inline>
+        </w:drawing>
+      </w:r>
+    </w:p>
+    <w:p>
+      <w:pPr>
+        <w:ind w:left="1440"/>
+        <w:rPr>
+          <w:noProof/>
+        </w:rPr>
+      </w:pPr>
+      <w:r>
+        <w:rPr>
+          <w:lang w:val="en-US"/>
+        </w:rPr>
+        <w:drawing>
+          <wp:inline distT="0" distB="0" distL="0" distR="0" wp14:anchorId="13B12296" wp14:editId="0D889C0D">
+            <wp:extent cx="2648320" cy="247685"/>
+            <wp:effectExtent l="0" t="0" r="0" b="0"/>
+            <wp:docPr id="11" name="Picture 11"/>
+            <wp:cNvGraphicFramePr>
+              <a:graphicFrameLocks xmlns:a="http://schemas.openxmlformats.org/drawingml/2006/main" noChangeAspect="1"/>
+            </wp:cNvGraphicFramePr>
+            <a:graphic xmlns:a="http://schemas.openxmlformats.org/drawingml/2006/main">
+              <a:graphicData uri="http://schemas.openxmlformats.org/drawingml/2006/picture">
+                <pic:pic xmlns:pic="http://schemas.openxmlformats.org/drawingml/2006/picture">
+                  <pic:nvPicPr>
+                    <pic:cNvPr id="1" name=""/>
+                    <pic:cNvPicPr/>
+                  </pic:nvPicPr>
+                  <pic:blipFill>
+                    <a:blip r:embed="rId18"/>
+                    <a:stretch>
+                      <a:fillRect/>
+                    </a:stretch>
+                  </pic:blipFill>
+                  <pic:spPr>
+                    <a:xfrm>
+                      <a:off x="0" y="0"/>
+                      <a:ext cx="2648320" cy="247685"/>
+                    </a:xfrm>
+                    <a:prstGeom prst="rect">
+                      <a:avLst/>
+                    </a:prstGeom>
+                  </pic:spPr>
+                </pic:pic>
+              </a:graphicData>
+            </a:graphic>
+          </wp:inline>
+        </w:drawing>
+      </w:r>
+      <w:r>
+        <w:rPr>
+          <w:noProof/>
+        </w:rPr>
+        <w:t xml:space="preserve"> </w:t>
+      </w:r>
+      <w:r>
+        <w:rPr>
+          <w:lang w:val="en-US"/>
+        </w:rPr>
+        <w:drawing>
+          <wp:inline distT="0" distB="0" distL="0" distR="0" wp14:anchorId="6E46082D" wp14:editId="0FB4A55B">
+            <wp:extent cx="1714739" cy="276264"/>
+            <wp:effectExtent l="0" t="0" r="0" b="9525"/>
+            <wp:docPr id="12" name="Picture 12"/>
+            <wp:cNvGraphicFramePr>
+              <a:graphicFrameLocks xmlns:a="http://schemas.openxmlformats.org/drawingml/2006/main" noChangeAspect="1"/>
+            </wp:cNvGraphicFramePr>
+            <a:graphic xmlns:a="http://schemas.openxmlformats.org/drawingml/2006/main">
+              <a:graphicData uri="http://schemas.openxmlformats.org/drawingml/2006/picture">
+                <pic:pic xmlns:pic="http://schemas.openxmlformats.org/drawingml/2006/picture">
+                  <pic:nvPicPr>
+                    <pic:cNvPr id="1" name=""/>
+                    <pic:cNvPicPr/>
+                  </pic:nvPicPr>
+                  <pic:blipFill>
+                    <a:blip r:embed="rId19"/>
+                    <a:stretch>
+                      <a:fillRect/>
+                    </a:stretch>
+                  </pic:blipFill>
+                  <pic:spPr>
+                    <a:xfrm>
+                      <a:off x="0" y="0"/>
+                      <a:ext cx="1714739" cy="276264"/>
+                    </a:xfrm>
+                    <a:prstGeom prst="rect">
+                      <a:avLst/>
+                    </a:prstGeom>
+                  </pic:spPr>
+                </pic:pic>
+              </a:graphicData>
+            </a:graphic>
+          </wp:inline>
+        </w:drawing>
+      </w:r>
+    </w:p>
+    <w:p>
+      <w:pPr>
+        <w:pStyle w:val="Heading2"/>
+        <w:rPr>
+          <w:lang w:val="en-US"/>
+        </w:rPr>
+      </w:pPr>
+      <w:r>
+        <w:rPr>
+          <w:lang w:val="en-US"/>
+        </w:rPr>
+        <w:t>2</w:t>
+      </w:r>
+      <w:r>
+        <w:rPr>
+          <w:lang w:val="en-US"/>
+        </w:rPr>
+        <w:t xml:space="preserve">.  How to </w:t>
+      </w:r>
+      <w:r>
+        <w:rPr>
+          <w:lang w:val="en-US"/>
+        </w:rPr>
+        <w:t>run analytics and Machine Learning Models</w:t>
+      </w:r>
+    </w:p>
+    <w:p>
+      <w:pPr>
+        <w:pStyle w:val="ListParagraph"/>
+        <w:numPr>
+          <w:ilvl w:val="0"/>
+          <w:numId w:val="16"/>
+        </w:numPr>
+        <w:rPr>
+          <w:lang w:val="en-US"/>
+        </w:rPr>
+      </w:pPr>
+      <w:r>
+        <w:rPr>
+          <w:lang w:val="en-US"/>
+        </w:rPr>
+        <w:t xml:space="preserve">First, make sure that </w:t>
+      </w:r>
+      <w:r>
+        <w:rPr>
+          <w:b/>
+          <w:bCs/>
+          <w:lang w:val="en-US"/>
+        </w:rPr>
+        <w:t>“</w:t>
+      </w:r>
+      <w:r>
+        <w:rPr>
+          <w:b/>
+          <w:bCs/>
+          <w:lang w:val="en-US"/>
+        </w:rPr>
+        <w:t>cleaned_data.xlsx</w:t>
+      </w:r>
+      <w:r>
+        <w:rPr>
+          <w:b/>
+          <w:bCs/>
+          <w:lang w:val="en-US"/>
+        </w:rPr>
+        <w:t>”</w:t>
+      </w:r>
+      <w:r>
+        <w:rPr>
+          <w:lang w:val="en-US"/>
+        </w:rPr>
+        <w:t xml:space="preserve"> is present in your project folder</w:t>
+      </w:r>
+    </w:p>
+    <w:p>
+      <w:pPr>
+        <w:pStyle w:val="ListParagraph"/>
+        <w:numPr>
+          <w:ilvl w:val="0"/>
+          <w:numId w:val="16"/>
+        </w:numPr>
+        <w:rPr>
+          <w:lang w:val="en-US"/>
+        </w:rPr>
+      </w:pPr>
+      <w:r>
+        <w:rPr>
+          <w:lang w:val="en-US"/>
+        </w:rPr>
+        <w:t xml:space="preserve">Open the file </w:t>
+      </w:r>
+      <w:r>
+        <w:rPr>
+          <w:b/>
+          <w:bCs/>
+          <w:lang w:val="en-US"/>
+        </w:rPr>
+        <w:t>‘</w:t>
+      </w:r>
+      <w:r>
+        <w:rPr>
+          <w:b/>
+          <w:bCs/>
+          <w:lang w:val="en-US"/>
+        </w:rPr>
+        <w:t>integrated-timeline.ipynb</w:t>
+      </w:r>
+      <w:r>
+        <w:rPr>
+          <w:b/>
+          <w:bCs/>
+          <w:lang w:val="en-US"/>
+        </w:rPr>
+        <w:t>’</w:t>
+      </w:r>
+    </w:p>
+    <w:p>
+      <w:pPr>
+        <w:pStyle w:val="ListParagraph"/>
+        <w:numPr>
+          <w:ilvl w:val="0"/>
+          <w:numId w:val="16"/>
+        </w:numPr>
+        <w:rPr>
+          <w:lang w:val="en-US"/>
+        </w:rPr>
+      </w:pPr>
+      <w:r>
+        <w:rPr>
+          <w:lang w:val="en-US"/>
+        </w:rPr>
+        <w:t xml:space="preserve">This is a Jupyter notebook, now, </w:t>
+      </w:r>
+      <w:r>
+        <w:rPr>
+          <w:lang w:val="en-US"/>
+        </w:rPr>
+        <w:t xml:space="preserve">select your </w:t>
+      </w:r>
+      <w:r>
+        <w:rPr>
+          <w:b/>
+          <w:bCs/>
+          <w:lang w:val="en-US"/>
+        </w:rPr>
+        <w:t>venv</w:t>
+      </w:r>
+      <w:r>
+        <w:rPr>
+          <w:lang w:val="en-US"/>
+        </w:rPr>
+        <w:t xml:space="preserve"> as the kernal</w:t>
+      </w:r>
+      <w:r>
+        <w:rPr>
+          <w:lang w:val="en-US"/>
+        </w:rPr>
+        <w:t xml:space="preserve">. </w:t>
+      </w:r>
+    </w:p>
+    <w:p>
+      <w:pPr>
+        <w:pStyle w:val="ListParagraph"/>
+        <w:numPr>
+          <w:ilvl w:val="0"/>
+          <w:numId w:val="16"/>
+        </w:numPr>
+        <w:rPr>
+          <w:lang w:val="en-US"/>
+        </w:rPr>
+      </w:pPr>
+      <w:r>
+        <w:rPr>
+          <w:lang w:val="en-US"/>
+        </w:rPr>
+        <w:t>First click on ‘Select Kernal’</w:t>
+      </w:r>
+      <w:r>
+        <w:rPr>
+          <w:lang w:val="en-US"/>
+        </w:rPr>
+        <w:t xml:space="preserve">. If it already shows </w:t>
+      </w:r>
+      <w:r>
+        <w:rPr>
+          <w:b/>
+          <w:bCs/>
+          <w:lang w:val="en-US"/>
+        </w:rPr>
+        <w:t>‘venv’</w:t>
+      </w:r>
+      <w:r>
+        <w:rPr>
+          <w:lang w:val="en-US"/>
+        </w:rPr>
+        <w:t xml:space="preserve"> then you may skip step 4, 5 and 6.</w:t>
+      </w:r>
+    </w:p>
+    <w:p>
+      <w:pPr>
+        <w:ind w:left="720"/>
+        <w:rPr>
+          <w:lang w:val="en-US"/>
+        </w:rPr>
+      </w:pPr>
+      <w:r>
+        <w:rPr>
+          <w:lang w:val="en-US"/>
+        </w:rPr>
+        <w:drawing>
+          <wp:inline distT="0" distB="0" distL="0" distR="0" wp14:anchorId="4CA5EB9D" wp14:editId="29D308B6">
+            <wp:extent cx="5731510" cy="1006475"/>
+            <wp:effectExtent l="0" t="0" r="2540" b="3175"/>
+            <wp:docPr id="21" name="Picture 21"/>
+            <wp:cNvGraphicFramePr>
+              <a:graphicFrameLocks xmlns:a="http://schemas.openxmlformats.org/drawingml/2006/main" noChangeAspect="1"/>
+            </wp:cNvGraphicFramePr>
+            <a:graphic xmlns:a="http://schemas.openxmlformats.org/drawingml/2006/main">
+              <a:graphicData uri="http://schemas.openxmlformats.org/drawingml/2006/picture">
+                <pic:pic xmlns:pic="http://schemas.openxmlformats.org/drawingml/2006/picture">
+                  <pic:nvPicPr>
+                    <pic:cNvPr id="1" name=""/>
+                    <pic:cNvPicPr/>
+                  </pic:nvPicPr>
+                  <pic:blipFill>
+                    <a:blip r:embed="rId20"/>
+                    <a:stretch>
+                      <a:fillRect/>
+                    </a:stretch>
+                  </pic:blipFill>
+                  <pic:spPr>
+                    <a:xfrm>
+                      <a:off x="0" y="0"/>
+                      <a:ext cx="5731510" cy="1006475"/>
+                    </a:xfrm>
+                    <a:prstGeom prst="rect">
+                      <a:avLst/>
+                    </a:prstGeom>
+                  </pic:spPr>
+                </pic:pic>
+              </a:graphicData>
+            </a:graphic>
+          </wp:inline>
+        </w:drawing>
+      </w:r>
+    </w:p>
+    <w:p>
+      <w:pPr>
+        <w:pStyle w:val="ListParagraph"/>
+        <w:numPr>
+          <w:ilvl w:val="0"/>
+          <w:numId w:val="16"/>
+        </w:numPr>
+        <w:rPr>
+          <w:lang w:val="en-US"/>
+        </w:rPr>
+      </w:pPr>
+      <w:r>
+        <w:rPr>
+          <w:lang w:val="en-US"/>
+        </w:rPr>
+        <w:t>Click on ‘Python Environements’</w:t>
+      </w:r>
+    </w:p>
+    <w:p>
+      <w:pPr>
+        <w:ind w:left="720"/>
+        <w:rPr>
+          <w:lang w:val="en-US"/>
+        </w:rPr>
+      </w:pPr>
+      <w:r>
+        <w:rPr>
+          <w:lang w:val="en-US"/>
+        </w:rPr>
+        <w:drawing>
+          <wp:inline distT="0" distB="0" distL="0" distR="0" wp14:anchorId="4DBE7A3A" wp14:editId="68593A4A">
+            <wp:extent cx="5731510" cy="1224915"/>
+            <wp:effectExtent l="0" t="0" r="2540" b="0"/>
+            <wp:docPr id="22" name="Picture 22"/>
+            <wp:cNvGraphicFramePr>
+              <a:graphicFrameLocks xmlns:a="http://schemas.openxmlformats.org/drawingml/2006/main" noChangeAspect="1"/>
+            </wp:cNvGraphicFramePr>
+            <a:graphic xmlns:a="http://schemas.openxmlformats.org/drawingml/2006/main">
+              <a:graphicData uri="http://schemas.openxmlformats.org/drawingml/2006/picture">
+                <pic:pic xmlns:pic="http://schemas.openxmlformats.org/drawingml/2006/picture">
+                  <pic:nvPicPr>
+                    <pic:cNvPr id="1" name=""/>
+                    <pic:cNvPicPr/>
+                  </pic:nvPicPr>
+                  <pic:blipFill>
+                    <a:blip r:embed="rId21"/>
+                    <a:stretch>
+                      <a:fillRect/>
+                    </a:stretch>
+                  </pic:blipFill>
+                  <pic:spPr>
+                    <a:xfrm>
+                      <a:off x="0" y="0"/>
+                      <a:ext cx="5731510" cy="1224915"/>
+                    </a:xfrm>
+                    <a:prstGeom prst="rect">
+                      <a:avLst/>
+                    </a:prstGeom>
+                  </pic:spPr>
+                </pic:pic>
+              </a:graphicData>
+            </a:graphic>
+          </wp:inline>
+        </w:drawing>
+      </w:r>
+    </w:p>
+    <w:p>
+      <w:pPr>
+        <w:pStyle w:val="ListParagraph"/>
+        <w:numPr>
+          <w:ilvl w:val="0"/>
+          <w:numId w:val="16"/>
+        </w:numPr>
+        <w:rPr>
+          <w:lang w:val="en-US"/>
+        </w:rPr>
+      </w:pPr>
+      <w:r>
+        <w:rPr>
+          <w:lang w:val="en-US"/>
+        </w:rPr>
+        <w:t>Click on ‘venv’</w:t>
+      </w:r>
+    </w:p>
+    <w:p>
+      <w:pPr>
+        <w:ind w:left="720"/>
+        <w:rPr>
+          <w:lang w:val="en-US"/>
+        </w:rPr>
+      </w:pPr>
+      <w:r>
+        <w:rPr>
+          <w:lang w:val="en-US"/>
+        </w:rPr>
+        <w:drawing>
+          <wp:inline distT="0" distB="0" distL="0" distR="0" wp14:anchorId="2F182333" wp14:editId="4C0B2CC0">
+            <wp:extent cx="4363059" cy="447737"/>
+            <wp:effectExtent l="0" t="0" r="0" b="9525"/>
+            <wp:docPr id="23" name="Picture 23"/>
+            <wp:cNvGraphicFramePr>
+              <a:graphicFrameLocks xmlns:a="http://schemas.openxmlformats.org/drawingml/2006/main" noChangeAspect="1"/>
+            </wp:cNvGraphicFramePr>
+            <a:graphic xmlns:a="http://schemas.openxmlformats.org/drawingml/2006/main">
+              <a:graphicData uri="http://schemas.openxmlformats.org/drawingml/2006/picture">
+                <pic:pic xmlns:pic="http://schemas.openxmlformats.org/drawingml/2006/picture">
+                  <pic:nvPicPr>
+                    <pic:cNvPr id="1" name=""/>
+                    <pic:cNvPicPr/>
+                  </pic:nvPicPr>
+                  <pic:blipFill>
+                    <a:blip r:embed="rId22"/>
+                    <a:stretch>
+                      <a:fillRect/>
+                    </a:stretch>
+                  </pic:blipFill>
+                  <pic:spPr>
+                    <a:xfrm>
+                      <a:off x="0" y="0"/>
+                      <a:ext cx="4363059" cy="447737"/>
+                    </a:xfrm>
+                    <a:prstGeom prst="rect">
+                      <a:avLst/>
+                    </a:prstGeom>
+                  </pic:spPr>
+                </pic:pic>
+              </a:graphicData>
+            </a:graphic>
+          </wp:inline>
+        </w:drawing>
+      </w:r>
+    </w:p>
+    <w:p>
+      <w:pPr>
+        <w:pStyle w:val="ListParagraph"/>
+        <w:numPr>
+          <w:ilvl w:val="0"/>
+          <w:numId w:val="16"/>
+        </w:numPr>
+        <w:rPr>
+          <w:lang w:val="en-US"/>
+        </w:rPr>
+      </w:pPr>
+      <w:r>
+        <w:rPr>
+          <w:lang w:val="en-US"/>
+        </w:rPr>
+        <w:t>Click on the ‘Run all’ button</w:t>
+      </w:r>
+    </w:p>
+    <w:p>
+      <w:pPr>
+        <w:ind w:left="720"/>
+        <w:rPr>
+          <w:lang w:val="en-US"/>
+        </w:rPr>
+      </w:pPr>
+      <w:r>
+        <w:rPr>
+          <w:lang w:val="en-US"/>
+        </w:rPr>
+        <w:drawing>
+          <wp:inline distT="0" distB="0" distL="0" distR="0" wp14:anchorId="2D3A8B5C" wp14:editId="3A01202A">
+            <wp:extent cx="1305107" cy="485843"/>
+            <wp:effectExtent l="0" t="0" r="0" b="9525"/>
+            <wp:docPr id="24" name="Picture 24"/>
+            <wp:cNvGraphicFramePr>
+              <a:graphicFrameLocks xmlns:a="http://schemas.openxmlformats.org/drawingml/2006/main" noChangeAspect="1"/>
+            </wp:cNvGraphicFramePr>
+            <a:graphic xmlns:a="http://schemas.openxmlformats.org/drawingml/2006/main">
+              <a:graphicData uri="http://schemas.openxmlformats.org/drawingml/2006/picture">
+                <pic:pic xmlns:pic="http://schemas.openxmlformats.org/drawingml/2006/picture">
+                  <pic:nvPicPr>
+                    <pic:cNvPr id="1" name=""/>
+                    <pic:cNvPicPr/>
+                  </pic:nvPicPr>
+                  <pic:blipFill>
+                    <a:blip r:embed="rId23"/>
+                    <a:stretch>
+                      <a:fillRect/>
+                    </a:stretch>
+                  </pic:blipFill>
+                  <pic:spPr>
+                    <a:xfrm>
+                      <a:off x="0" y="0"/>
+                      <a:ext cx="1305107" cy="485843"/>
+                    </a:xfrm>
+                    <a:prstGeom prst="rect">
+                      <a:avLst/>
+                    </a:prstGeom>
+                  </pic:spPr>
+                </pic:pic>
+              </a:graphicData>
+            </a:graphic>
+          </wp:inline>
+        </w:drawing>
+      </w:r>
+    </w:p>
+    <w:p>
+      <w:pPr>
+        <w:pStyle w:val="ListParagraph"/>
+        <w:numPr>
+          <w:ilvl w:val="0"/>
+          <w:numId w:val="16"/>
+        </w:numPr>
+        <w:rPr>
+          <w:lang w:val="en-US"/>
+        </w:rPr>
+      </w:pPr>
+      <w:r>
+        <w:rPr>
+          <w:lang w:val="en-US"/>
+        </w:rPr>
+        <w:t xml:space="preserve">This will output a new file called: </w:t>
+      </w:r>
+      <w:r>
+        <w:rPr>
+          <w:b/>
+          <w:bCs/>
+          <w:lang w:val="en-US"/>
+        </w:rPr>
+        <w:t>‘</w:t>
+      </w:r>
+      <w:r>
+        <w:rPr>
+          <w:b/>
+          <w:bCs/>
+          <w:lang w:val="en-US"/>
+        </w:rPr>
+        <w:t>recommendationOuput.xlsx’</w:t>
+      </w:r>
+      <w:r>
+        <w:rPr>
+          <w:noProof/>
+        </w:rPr>
+        <w:t xml:space="preserve"> </w:t>
+      </w:r>
+    </w:p>
+    <w:p>
+      <w:pPr>
+        <w:pStyle w:val="Heading2"/>
+        <w:rPr>
+          <w:lang w:val="en-US"/>
+        </w:rPr>
+      </w:pPr>
+      <w:r>
+        <w:rPr>
+          <w:lang w:val="en-US"/>
+        </w:rPr>
+        <w:lastRenderedPageBreak/>
+        <w:t>3</w:t>
+      </w:r>
+      <w:r>
+        <w:rPr>
+          <w:lang w:val="en-US"/>
+        </w:rPr>
+        <w:t xml:space="preserve">.  How to run </w:t>
+      </w:r>
+      <w:r>
+        <w:rPr>
+          <w:lang w:val="en-US"/>
+        </w:rPr>
+        <w:t>Calendar</w:t>
+      </w:r>
+      <w:r>
+        <w:rPr>
+          <w:lang w:val="en-US"/>
+        </w:rPr>
+        <w:t xml:space="preserve"> application (</w:t>
+      </w:r>
       <w:r>
         <w:rPr>
           <w:lang w:val="en-US"/>
         </w:rPr>
         <w:t>Streamlit</w:t>
       </w:r>
-      <w:proofErr w:type="spellEnd"/>
-      <w:r>
-        <w:rPr>
-          <w:lang w:val="en-US"/>
-        </w:rPr>
-        <w:t xml:space="preserve"> application (Calendar application)</w:t>
+      <w:r>
+        <w:rPr>
+          <w:lang w:val="en-US"/>
+        </w:rPr>
+        <w:t xml:space="preserve"> application)</w:t>
       </w:r>
     </w:p>
     <w:p>
@@ -972,28 +2661,30 @@
           <w:numId w:val="10"/>
         </w:numPr>
         <w:rPr>
-          <w:lang w:val="en-US"/>
-        </w:rPr>
-      </w:pPr>
-      <w:r>
-        <w:rPr>
-          <w:lang w:val="en-US"/>
-        </w:rPr>
-        <w:t>First activate Virtual Environment (</w:t>
-      </w:r>
-      <w:proofErr w:type="spellStart"/>
-      <w:r>
-        <w:rPr>
-          <w:lang w:val="en-US"/>
-        </w:rPr>
-        <w:t>venv</w:t>
-      </w:r>
-      <w:proofErr w:type="spellEnd"/>
-      <w:r>
-        <w:rPr>
-          <w:lang w:val="en-US"/>
-        </w:rPr>
-        <w:t>/Scripts/activate)</w:t>
+          <w:color w:val="C00000"/>
+          <w:lang w:val="en-US"/>
+        </w:rPr>
+      </w:pPr>
+      <w:r>
+        <w:rPr>
+          <w:color w:val="C00000"/>
+          <w:lang w:val="en-US"/>
+        </w:rPr>
+        <w:t xml:space="preserve">First activate Virtual Environment </w:t>
+      </w:r>
+      <w:r>
+        <w:rPr>
+          <w:color w:val="C00000"/>
+          <w:lang w:val="en-US"/>
+        </w:rPr>
+        <w:t xml:space="preserve">if you haven’t </w:t>
+      </w:r>
+      <w:r>
+        <w:rPr>
+          <w:color w:val="C00000"/>
+          <w:lang w:val="en-US"/>
+        </w:rPr>
+        <w:t>(venv/Scripts/activate)</w:t>
       </w:r>
     </w:p>
     <w:p>
@@ -1027,26 +2718,73 @@
           <w:lang w:val="en-US"/>
         </w:rPr>
       </w:pPr>
-      <w:proofErr w:type="spellStart"/>
-      <w:r>
-        <w:rPr>
-          <w:b/>
-          <w:bCs/>
-          <w:lang w:val="en-US"/>
-        </w:rPr>
-        <w:t>streamlit</w:t>
-      </w:r>
-      <w:proofErr w:type="spellEnd"/>
-      <w:r>
-        <w:rPr>
-          <w:b/>
-          <w:bCs/>
-          <w:lang w:val="en-US"/>
-        </w:rPr>
-        <w:t xml:space="preserve"> run app.py</w:t>
-      </w:r>
+      <w:r>
+        <w:rPr>
+          <w:b/>
+          <w:bCs/>
+          <w:lang w:val="en-US"/>
+        </w:rPr>
+        <w:t>streamlit run app.p</w:t>
+      </w:r>
+      <w:r>
+        <w:rPr>
+          <w:b/>
+          <w:bCs/>
+          <w:lang w:val="en-US"/>
+        </w:rPr>
+        <w:t>y</w:t>
+      </w:r>
+    </w:p>
+    <w:p>
+      <w:pPr>
+        <w:pStyle w:val="ListParagraph"/>
+        <w:numPr>
+          <w:ilvl w:val="0"/>
+          <w:numId w:val="10"/>
+        </w:numPr>
+        <w:rPr>
+          <w:lang w:val="en-US"/>
+        </w:rPr>
+      </w:pPr>
+      <w:r>
+        <w:rPr>
+          <w:lang w:val="en-US"/>
+        </w:rPr>
+        <w:t>If you didn’t directly get redirected, then go to your preferred browser and search for:</w:t>
+      </w:r>
+    </w:p>
+    <w:p>
+      <w:pPr>
+        <w:pBdr>
+          <w:top w:val="single" w:sz="6" w:space="1" w:color="auto"/>
+          <w:bottom w:val="single" w:sz="6" w:space="1" w:color="auto"/>
+        </w:pBdr>
+        <w:ind w:left="720"/>
+        <w:rPr>
+          <w:b/>
+          <w:bCs/>
+          <w:lang w:val="en-US"/>
+        </w:rPr>
+      </w:pPr>
+      <w:r>
+        <w:rPr>
+          <w:b/>
+          <w:bCs/>
+          <w:lang w:val="en-US"/>
+        </w:rPr>
+        <w:t>http://localhost:8501</w:t>
+      </w:r>
+    </w:p>
+    <w:p>
+      <w:pPr>
+        <w:ind w:left="720"/>
+        <w:rPr>
+          <w:lang w:val="en-US"/>
+        </w:rPr>
+      </w:pPr>
     </w:p>
     <w:sectPr>
+      <w:headerReference w:type="default" r:id="rId24"/>
       <w:pgSz w:w="11906" w:h="16838"/>
       <w:pgMar w:top="1440" w:right="1440" w:bottom="1440" w:left="1440" w:header="708" w:footer="708" w:gutter="0"/>
       <w:cols w:space="708"/>
@@ -1056,12 +2794,198 @@
 </w:document>
 </file>
 
+<file path=word/endnotes.xml><?xml version="1.0" encoding="utf-8"?>
+<w:endnotes xmlns:wpc="http://schemas.microsoft.com/office/word/2010/wordprocessingCanvas" xmlns:cx="http://schemas.microsoft.com/office/drawing/2014/chartex" xmlns:cx1="http://schemas.microsoft.com/office/drawing/2015/9/8/chartex" xmlns:cx2="http://schemas.microsoft.com/office/drawing/2015/10/21/chartex" xmlns:cx3="http://schemas.microsoft.com/office/drawing/2016/5/9/chartex" xmlns:cx4="http://schemas.microsoft.com/office/drawing/2016/5/10/chartex" xmlns:cx5="http://schemas.microsoft.com/office/drawing/2016/5/11/chartex" xmlns:cx6="http://schemas.microsoft.com/office/drawing/2016/5/12/chartex" xmlns:cx7="http://schemas.microsoft.com/office/drawing/2016/5/13/chartex" xmlns:cx8="http://schemas.microsoft.com/office/drawing/2016/5/14/chartex" xmlns:mc="http://schemas.openxmlformats.org/markup-compatibility/2006" xmlns:aink="http://schemas.microsoft.com/office/drawing/2016/ink" xmlns:am3d="http://schemas.microsoft.com/office/drawing/2017/model3d" xmlns:o="urn:schemas-microsoft-com:office:office" xmlns:oel="http://schemas.microsoft.com/office/2019/extlst" xmlns:r="http://schemas.openxmlformats.org/officeDocument/2006/relationships" xmlns:m="http://schemas.openxmlformats.org/officeDocument/2006/math" xmlns:v="urn:schemas-microsoft-com:vml" xmlns:wp14="http://schemas.microsoft.com/office/word/2010/wordprocessingDrawing" xmlns:wp="http://schemas.openxmlformats.org/drawingml/2006/wordprocessingDrawing" xmlns:w10="urn:schemas-microsoft-com:office:word" xmlns:w="http://schemas.openxmlformats.org/wordprocessingml/2006/main" xmlns:w14="http://schemas.microsoft.com/office/word/2010/wordml" xmlns:w15="http://schemas.microsoft.com/office/word/2012/wordml" xmlns:w16cex="http://schemas.microsoft.com/office/word/2018/wordml/cex" xmlns:w16cid="http://schemas.microsoft.com/office/word/2016/wordml/cid" xmlns:w16="http://schemas.microsoft.com/office/word/2018/wordml" xmlns:w16sdtdh="http://schemas.microsoft.com/office/word/2020/wordml/sdtdatahash" xmlns:w16se="http://schemas.microsoft.com/office/word/2015/wordml/symex" xmlns:wpg="http://schemas.microsoft.com/office/word/2010/wordprocessingGroup" xmlns:wpi="http://schemas.microsoft.com/office/word/2010/wordprocessingInk" xmlns:wne="http://schemas.microsoft.com/office/word/2006/wordml" xmlns:wps="http://schemas.microsoft.com/office/word/2010/wordprocessingShape" mc:Ignorable="w14 w15 w16se w16cid w16 w16cex w16sdtdh wp14">
+  <w:endnote w:type="separator" w:id="-1">
+    <w:p>
+      <w:pPr>
+        <w:spacing w:after="0" w:line="240" w:lineRule="auto"/>
+      </w:pPr>
+      <w:r>
+        <w:separator/>
+      </w:r>
+    </w:p>
+  </w:endnote>
+  <w:endnote w:type="continuationSeparator" w:id="0">
+    <w:p>
+      <w:pPr>
+        <w:spacing w:after="0" w:line="240" w:lineRule="auto"/>
+      </w:pPr>
+      <w:r>
+        <w:continuationSeparator/>
+      </w:r>
+    </w:p>
+  </w:endnote>
+</w:endnotes>
+</file>
+
+<file path=word/footnotes.xml><?xml version="1.0" encoding="utf-8"?>
+<w:footnotes xmlns:wpc="http://schemas.microsoft.com/office/word/2010/wordprocessingCanvas" xmlns:cx="http://schemas.microsoft.com/office/drawing/2014/chartex" xmlns:cx1="http://schemas.microsoft.com/office/drawing/2015/9/8/chartex" xmlns:cx2="http://schemas.microsoft.com/office/drawing/2015/10/21/chartex" xmlns:cx3="http://schemas.microsoft.com/office/drawing/2016/5/9/chartex" xmlns:cx4="http://schemas.microsoft.com/office/drawing/2016/5/10/chartex" xmlns:cx5="http://schemas.microsoft.com/office/drawing/2016/5/11/chartex" xmlns:cx6="http://schemas.microsoft.com/office/drawing/2016/5/12/chartex" xmlns:cx7="http://schemas.microsoft.com/office/drawing/2016/5/13/chartex" xmlns:cx8="http://schemas.microsoft.com/office/drawing/2016/5/14/chartex" xmlns:mc="http://schemas.openxmlformats.org/markup-compatibility/2006" xmlns:aink="http://schemas.microsoft.com/office/drawing/2016/ink" xmlns:am3d="http://schemas.microsoft.com/office/drawing/2017/model3d" xmlns:o="urn:schemas-microsoft-com:office:office" xmlns:oel="http://schemas.microsoft.com/office/2019/extlst" xmlns:r="http://schemas.openxmlformats.org/officeDocument/2006/relationships" xmlns:m="http://schemas.openxmlformats.org/officeDocument/2006/math" xmlns:v="urn:schemas-microsoft-com:vml" xmlns:wp14="http://schemas.microsoft.com/office/word/2010/wordprocessingDrawing" xmlns:wp="http://schemas.openxmlformats.org/drawingml/2006/wordprocessingDrawing" xmlns:w10="urn:schemas-microsoft-com:office:word" xmlns:w="http://schemas.openxmlformats.org/wordprocessingml/2006/main" xmlns:w14="http://schemas.microsoft.com/office/word/2010/wordml" xmlns:w15="http://schemas.microsoft.com/office/word/2012/wordml" xmlns:w16cex="http://schemas.microsoft.com/office/word/2018/wordml/cex" xmlns:w16cid="http://schemas.microsoft.com/office/word/2016/wordml/cid" xmlns:w16="http://schemas.microsoft.com/office/word/2018/wordml" xmlns:w16sdtdh="http://schemas.microsoft.com/office/word/2020/wordml/sdtdatahash" xmlns:w16se="http://schemas.microsoft.com/office/word/2015/wordml/symex" xmlns:wpg="http://schemas.microsoft.com/office/word/2010/wordprocessingGroup" xmlns:wpi="http://schemas.microsoft.com/office/word/2010/wordprocessingInk" xmlns:wne="http://schemas.microsoft.com/office/word/2006/wordml" xmlns:wps="http://schemas.microsoft.com/office/word/2010/wordprocessingShape" mc:Ignorable="w14 w15 w16se w16cid w16 w16cex w16sdtdh wp14">
+  <w:footnote w:type="separator" w:id="-1">
+    <w:p>
+      <w:pPr>
+        <w:spacing w:after="0" w:line="240" w:lineRule="auto"/>
+      </w:pPr>
+      <w:r>
+        <w:separator/>
+      </w:r>
+    </w:p>
+  </w:footnote>
+  <w:footnote w:type="continuationSeparator" w:id="0">
+    <w:p>
+      <w:pPr>
+        <w:spacing w:after="0" w:line="240" w:lineRule="auto"/>
+      </w:pPr>
+      <w:r>
+        <w:continuationSeparator/>
+      </w:r>
+    </w:p>
+  </w:footnote>
+</w:footnotes>
+</file>
+
+<file path=word/header1.xml><?xml version="1.0" encoding="utf-8"?>
+<w:hdr xmlns:wpc="http://schemas.microsoft.com/office/word/2010/wordprocessingCanvas" xmlns:cx="http://schemas.microsoft.com/office/drawing/2014/chartex" xmlns:cx1="http://schemas.microsoft.com/office/drawing/2015/9/8/chartex" xmlns:cx2="http://schemas.microsoft.com/office/drawing/2015/10/21/chartex" xmlns:cx3="http://schemas.microsoft.com/office/drawing/2016/5/9/chartex" xmlns:cx4="http://schemas.microsoft.com/office/drawing/2016/5/10/chartex" xmlns:cx5="http://schemas.microsoft.com/office/drawing/2016/5/11/chartex" xmlns:cx6="http://schemas.microsoft.com/office/drawing/2016/5/12/chartex" xmlns:cx7="http://schemas.microsoft.com/office/drawing/2016/5/13/chartex" xmlns:cx8="http://schemas.microsoft.com/office/drawing/2016/5/14/chartex" xmlns:mc="http://schemas.openxmlformats.org/markup-compatibility/2006" xmlns:aink="http://schemas.microsoft.com/office/drawing/2016/ink" xmlns:am3d="http://schemas.microsoft.com/office/drawing/2017/model3d" xmlns:o="urn:schemas-microsoft-com:office:office" xmlns:oel="http://schemas.microsoft.com/office/2019/extlst" xmlns:r="http://schemas.openxmlformats.org/officeDocument/2006/relationships" xmlns:m="http://schemas.openxmlformats.org/officeDocument/2006/math" xmlns:v="urn:schemas-microsoft-com:vml" xmlns:wp14="http://schemas.microsoft.com/office/word/2010/wordprocessingDrawing" xmlns:wp="http://schemas.openxmlformats.org/drawingml/2006/wordprocessingDrawing" xmlns:w10="urn:schemas-microsoft-com:office:word" xmlns:w="http://schemas.openxmlformats.org/wordprocessingml/2006/main" xmlns:w14="http://schemas.microsoft.com/office/word/2010/wordml" xmlns:w15="http://schemas.microsoft.com/office/word/2012/wordml" xmlns:w16cex="http://schemas.microsoft.com/office/word/2018/wordml/cex" xmlns:w16cid="http://schemas.microsoft.com/office/word/2016/wordml/cid" xmlns:w16="http://schemas.microsoft.com/office/word/2018/wordml" xmlns:w16sdtdh="http://schemas.microsoft.com/office/word/2020/wordml/sdtdatahash" xmlns:w16se="http://schemas.microsoft.com/office/word/2015/wordml/symex" xmlns:wpg="http://schemas.microsoft.com/office/word/2010/wordprocessingGroup" xmlns:wpi="http://schemas.microsoft.com/office/word/2010/wordprocessingInk" xmlns:wne="http://schemas.microsoft.com/office/word/2006/wordml" xmlns:wps="http://schemas.microsoft.com/office/word/2010/wordprocessingShape" mc:Ignorable="w14 w15 w16se w16cid w16 w16cex w16sdtdh wp14">
+  <w:p>
+    <w:pPr>
+      <w:pStyle w:val="Header"/>
+      <w:jc w:val="center"/>
+      <w:rPr>
+        <w:sz w:val="28"/>
+        <w:szCs w:val="28"/>
+        <w:lang w:val="en-US"/>
+      </w:rPr>
+    </w:pPr>
+    <w:r>
+      <w:rPr>
+        <w:sz w:val="28"/>
+        <w:szCs w:val="28"/>
+        <w:lang w:val="en-US"/>
+      </w:rPr>
+      <w:t>Instruction Manual – Jonathan &lt;&gt; AiGENThix</w:t>
+    </w:r>
+  </w:p>
+</w:hdr>
+</file>
+
 <file path=word/numbering.xml><?xml version="1.0" encoding="utf-8"?>
 <w:numbering xmlns:wpc="http://schemas.microsoft.com/office/word/2010/wordprocessingCanvas" xmlns:cx="http://schemas.microsoft.com/office/drawing/2014/chartex" xmlns:cx1="http://schemas.microsoft.com/office/drawing/2015/9/8/chartex" xmlns:cx2="http://schemas.microsoft.com/office/drawing/2015/10/21/chartex" xmlns:cx3="http://schemas.microsoft.com/office/drawing/2016/5/9/chartex" xmlns:cx4="http://schemas.microsoft.com/office/drawing/2016/5/10/chartex" xmlns:cx5="http://schemas.microsoft.com/office/drawing/2016/5/11/chartex" xmlns:cx6="http://schemas.microsoft.com/office/drawing/2016/5/12/chartex" xmlns:cx7="http://schemas.microsoft.com/office/drawing/2016/5/13/chartex" xmlns:cx8="http://schemas.microsoft.com/office/drawing/2016/5/14/chartex" xmlns:mc="http://schemas.openxmlformats.org/markup-compatibility/2006" xmlns:aink="http://schemas.microsoft.com/office/drawing/2016/ink" xmlns:am3d="http://schemas.microsoft.com/office/drawing/2017/model3d" xmlns:o="urn:schemas-microsoft-com:office:office" xmlns:oel="http://schemas.microsoft.com/office/2019/extlst" xmlns:r="http://schemas.openxmlformats.org/officeDocument/2006/relationships" xmlns:m="http://schemas.openxmlformats.org/officeDocument/2006/math" xmlns:v="urn:schemas-microsoft-com:vml" xmlns:wp14="http://schemas.microsoft.com/office/word/2010/wordprocessingDrawing" xmlns:wp="http://schemas.openxmlformats.org/drawingml/2006/wordprocessingDrawing" xmlns:w10="urn:schemas-microsoft-com:office:word" xmlns:w="http://schemas.openxmlformats.org/wordprocessingml/2006/main" xmlns:w14="http://schemas.microsoft.com/office/word/2010/wordml" xmlns:w15="http://schemas.microsoft.com/office/word/2012/wordml" xmlns:w16cex="http://schemas.microsoft.com/office/word/2018/wordml/cex" xmlns:w16cid="http://schemas.microsoft.com/office/word/2016/wordml/cid" xmlns:w16="http://schemas.microsoft.com/office/word/2018/wordml" xmlns:w16sdtdh="http://schemas.microsoft.com/office/word/2020/wordml/sdtdatahash" xmlns:w16se="http://schemas.microsoft.com/office/word/2015/wordml/symex" xmlns:wpg="http://schemas.microsoft.com/office/word/2010/wordprocessingGroup" xmlns:wpi="http://schemas.microsoft.com/office/word/2010/wordprocessingInk" xmlns:wne="http://schemas.microsoft.com/office/word/2006/wordml" xmlns:wps="http://schemas.microsoft.com/office/word/2010/wordprocessingShape" mc:Ignorable="w14 w15 w16se w16cid w16 w16cex w16sdtdh wp14">
   <w:abstractNum w:abstractNumId="0" w15:restartNumberingAfterBreak="0">
+    <w:nsid w:val="12E458D5"/>
+    <w:multiLevelType w:val="hybridMultilevel"/>
+    <w:tmpl w:val="99B8CC30"/>
+    <w:lvl w:ilvl="0" w:tplc="24A894D8">
+      <w:numFmt w:val="bullet"/>
+      <w:lvlText w:val="·"/>
+      <w:lvlJc w:val="left"/>
+      <w:pPr>
+        <w:ind w:left="816" w:hanging="456"/>
+      </w:pPr>
+      <w:rPr>
+        <w:rFonts w:ascii="Calibri" w:eastAsiaTheme="minorHAnsi" w:hAnsi="Calibri" w:cs="Calibri" w:hint="default"/>
+      </w:rPr>
+    </w:lvl>
+    <w:lvl w:ilvl="1" w:tplc="40090003" w:tentative="1">
+      <w:start w:val="1"/>
+      <w:numFmt w:val="bullet"/>
+      <w:lvlText w:val="o"/>
+      <w:lvlJc w:val="left"/>
+      <w:pPr>
+        <w:ind w:left="1440" w:hanging="360"/>
+      </w:pPr>
+      <w:rPr>
+        <w:rFonts w:ascii="Courier New" w:hAnsi="Courier New" w:cs="Courier New" w:hint="default"/>
+      </w:rPr>
+    </w:lvl>
+    <w:lvl w:ilvl="2" w:tplc="40090005" w:tentative="1">
+      <w:start w:val="1"/>
+      <w:numFmt w:val="bullet"/>
+      <w:lvlText w:val=""/>
+      <w:lvlJc w:val="left"/>
+      <w:pPr>
+        <w:ind w:left="2160" w:hanging="360"/>
+      </w:pPr>
+      <w:rPr>
+        <w:rFonts w:ascii="Wingdings" w:hAnsi="Wingdings" w:hint="default"/>
+      </w:rPr>
+    </w:lvl>
+    <w:lvl w:ilvl="3" w:tplc="40090001" w:tentative="1">
+      <w:start w:val="1"/>
+      <w:numFmt w:val="bullet"/>
+      <w:lvlText w:val=""/>
+      <w:lvlJc w:val="left"/>
+      <w:pPr>
+        <w:ind w:left="2880" w:hanging="360"/>
+      </w:pPr>
+      <w:rPr>
+        <w:rFonts w:ascii="Symbol" w:hAnsi="Symbol" w:hint="default"/>
+      </w:rPr>
+    </w:lvl>
+    <w:lvl w:ilvl="4" w:tplc="40090003" w:tentative="1">
+      <w:start w:val="1"/>
+      <w:numFmt w:val="bullet"/>
+      <w:lvlText w:val="o"/>
+      <w:lvlJc w:val="left"/>
+      <w:pPr>
+        <w:ind w:left="3600" w:hanging="360"/>
+      </w:pPr>
+      <w:rPr>
+        <w:rFonts w:ascii="Courier New" w:hAnsi="Courier New" w:cs="Courier New" w:hint="default"/>
+      </w:rPr>
+    </w:lvl>
+    <w:lvl w:ilvl="5" w:tplc="40090005" w:tentative="1">
+      <w:start w:val="1"/>
+      <w:numFmt w:val="bullet"/>
+      <w:lvlText w:val=""/>
+      <w:lvlJc w:val="left"/>
+      <w:pPr>
+        <w:ind w:left="4320" w:hanging="360"/>
+      </w:pPr>
+      <w:rPr>
+        <w:rFonts w:ascii="Wingdings" w:hAnsi="Wingdings" w:hint="default"/>
+      </w:rPr>
+    </w:lvl>
+    <w:lvl w:ilvl="6" w:tplc="40090001" w:tentative="1">
+      <w:start w:val="1"/>
+      <w:numFmt w:val="bullet"/>
+      <w:lvlText w:val=""/>
+      <w:lvlJc w:val="left"/>
+      <w:pPr>
+        <w:ind w:left="5040" w:hanging="360"/>
+      </w:pPr>
+      <w:rPr>
+        <w:rFonts w:ascii="Symbol" w:hAnsi="Symbol" w:hint="default"/>
+      </w:rPr>
+    </w:lvl>
+    <w:lvl w:ilvl="7" w:tplc="40090003" w:tentative="1">
+      <w:start w:val="1"/>
+      <w:numFmt w:val="bullet"/>
+      <w:lvlText w:val="o"/>
+      <w:lvlJc w:val="left"/>
+      <w:pPr>
+        <w:ind w:left="5760" w:hanging="360"/>
+      </w:pPr>
+      <w:rPr>
+        <w:rFonts w:ascii="Courier New" w:hAnsi="Courier New" w:cs="Courier New" w:hint="default"/>
+      </w:rPr>
+    </w:lvl>
+    <w:lvl w:ilvl="8" w:tplc="40090005" w:tentative="1">
+      <w:start w:val="1"/>
+      <w:numFmt w:val="bullet"/>
+      <w:lvlText w:val=""/>
+      <w:lvlJc w:val="left"/>
+      <w:pPr>
+        <w:ind w:left="6480" w:hanging="360"/>
+      </w:pPr>
+      <w:rPr>
+        <w:rFonts w:ascii="Wingdings" w:hAnsi="Wingdings" w:hint="default"/>
+      </w:rPr>
+    </w:lvl>
+  </w:abstractNum>
+  <w:abstractNum w:abstractNumId="1" w15:restartNumberingAfterBreak="0">
     <w:nsid w:val="135A2622"/>
     <w:multiLevelType w:val="hybridMultilevel"/>
-    <w:tmpl w:val="8A7EA088"/>
+    <w:tmpl w:val="F3A490CC"/>
     <w:lvl w:ilvl="0" w:tplc="4009000F">
       <w:start w:val="1"/>
       <w:numFmt w:val="decimal"/>
@@ -1147,7 +3071,274 @@
       </w:pPr>
     </w:lvl>
   </w:abstractNum>
-  <w:abstractNum w:abstractNumId="1" w15:restartNumberingAfterBreak="0">
+  <w:abstractNum w:abstractNumId="2" w15:restartNumberingAfterBreak="0">
+    <w:nsid w:val="135B41C9"/>
+    <w:multiLevelType w:val="hybridMultilevel"/>
+    <w:tmpl w:val="0CD47024"/>
+    <w:lvl w:ilvl="0" w:tplc="FFFFFFFF">
+      <w:start w:val="1"/>
+      <w:numFmt w:val="decimal"/>
+      <w:lvlText w:val="%1."/>
+      <w:lvlJc w:val="left"/>
+      <w:pPr>
+        <w:ind w:left="1080" w:hanging="360"/>
+      </w:pPr>
+      <w:rPr>
+        <w:rFonts w:hint="default"/>
+      </w:rPr>
+    </w:lvl>
+    <w:lvl w:ilvl="1" w:tplc="40090019" w:tentative="1">
+      <w:start w:val="1"/>
+      <w:numFmt w:val="lowerLetter"/>
+      <w:lvlText w:val="%2."/>
+      <w:lvlJc w:val="left"/>
+      <w:pPr>
+        <w:ind w:left="1440" w:hanging="360"/>
+      </w:pPr>
+    </w:lvl>
+    <w:lvl w:ilvl="2" w:tplc="4009001B" w:tentative="1">
+      <w:start w:val="1"/>
+      <w:numFmt w:val="lowerRoman"/>
+      <w:lvlText w:val="%3."/>
+      <w:lvlJc w:val="right"/>
+      <w:pPr>
+        <w:ind w:left="2160" w:hanging="180"/>
+      </w:pPr>
+    </w:lvl>
+    <w:lvl w:ilvl="3" w:tplc="4009000F" w:tentative="1">
+      <w:start w:val="1"/>
+      <w:numFmt w:val="decimal"/>
+      <w:lvlText w:val="%4."/>
+      <w:lvlJc w:val="left"/>
+      <w:pPr>
+        <w:ind w:left="2880" w:hanging="360"/>
+      </w:pPr>
+    </w:lvl>
+    <w:lvl w:ilvl="4" w:tplc="40090019" w:tentative="1">
+      <w:start w:val="1"/>
+      <w:numFmt w:val="lowerLetter"/>
+      <w:lvlText w:val="%5."/>
+      <w:lvlJc w:val="left"/>
+      <w:pPr>
+        <w:ind w:left="3600" w:hanging="360"/>
+      </w:pPr>
+    </w:lvl>
+    <w:lvl w:ilvl="5" w:tplc="4009001B" w:tentative="1">
+      <w:start w:val="1"/>
+      <w:numFmt w:val="lowerRoman"/>
+      <w:lvlText w:val="%6."/>
+      <w:lvlJc w:val="right"/>
+      <w:pPr>
+        <w:ind w:left="4320" w:hanging="180"/>
+      </w:pPr>
+    </w:lvl>
+    <w:lvl w:ilvl="6" w:tplc="4009000F" w:tentative="1">
+      <w:start w:val="1"/>
+      <w:numFmt w:val="decimal"/>
+      <w:lvlText w:val="%7."/>
+      <w:lvlJc w:val="left"/>
+      <w:pPr>
+        <w:ind w:left="5040" w:hanging="360"/>
+      </w:pPr>
+    </w:lvl>
+    <w:lvl w:ilvl="7" w:tplc="40090019" w:tentative="1">
+      <w:start w:val="1"/>
+      <w:numFmt w:val="lowerLetter"/>
+      <w:lvlText w:val="%8."/>
+      <w:lvlJc w:val="left"/>
+      <w:pPr>
+        <w:ind w:left="5760" w:hanging="360"/>
+      </w:pPr>
+    </w:lvl>
+    <w:lvl w:ilvl="8" w:tplc="4009001B" w:tentative="1">
+      <w:start w:val="1"/>
+      <w:numFmt w:val="lowerRoman"/>
+      <w:lvlText w:val="%9."/>
+      <w:lvlJc w:val="right"/>
+      <w:pPr>
+        <w:ind w:left="6480" w:hanging="180"/>
+      </w:pPr>
+    </w:lvl>
+  </w:abstractNum>
+  <w:abstractNum w:abstractNumId="3" w15:restartNumberingAfterBreak="0">
+    <w:nsid w:val="15517E16"/>
+    <w:multiLevelType w:val="hybridMultilevel"/>
+    <w:tmpl w:val="3584519A"/>
+    <w:lvl w:ilvl="0" w:tplc="FFFFFFFF">
+      <w:start w:val="1"/>
+      <w:numFmt w:val="decimal"/>
+      <w:lvlText w:val="%1."/>
+      <w:lvlJc w:val="left"/>
+      <w:pPr>
+        <w:ind w:left="1080" w:hanging="360"/>
+      </w:pPr>
+      <w:rPr>
+        <w:rFonts w:hint="default"/>
+      </w:rPr>
+    </w:lvl>
+    <w:lvl w:ilvl="1" w:tplc="FFFFFFFF">
+      <w:start w:val="1"/>
+      <w:numFmt w:val="lowerLetter"/>
+      <w:lvlText w:val="%2."/>
+      <w:lvlJc w:val="left"/>
+      <w:pPr>
+        <w:ind w:left="1800" w:hanging="360"/>
+      </w:pPr>
+    </w:lvl>
+    <w:lvl w:ilvl="2" w:tplc="FFFFFFFF" w:tentative="1">
+      <w:start w:val="1"/>
+      <w:numFmt w:val="lowerRoman"/>
+      <w:lvlText w:val="%3."/>
+      <w:lvlJc w:val="right"/>
+      <w:pPr>
+        <w:ind w:left="2520" w:hanging="180"/>
+      </w:pPr>
+    </w:lvl>
+    <w:lvl w:ilvl="3" w:tplc="FFFFFFFF" w:tentative="1">
+      <w:start w:val="1"/>
+      <w:numFmt w:val="decimal"/>
+      <w:lvlText w:val="%4."/>
+      <w:lvlJc w:val="left"/>
+      <w:pPr>
+        <w:ind w:left="3240" w:hanging="360"/>
+      </w:pPr>
+    </w:lvl>
+    <w:lvl w:ilvl="4" w:tplc="FFFFFFFF" w:tentative="1">
+      <w:start w:val="1"/>
+      <w:numFmt w:val="lowerLetter"/>
+      <w:lvlText w:val="%5."/>
+      <w:lvlJc w:val="left"/>
+      <w:pPr>
+        <w:ind w:left="3960" w:hanging="360"/>
+      </w:pPr>
+    </w:lvl>
+    <w:lvl w:ilvl="5" w:tplc="FFFFFFFF" w:tentative="1">
+      <w:start w:val="1"/>
+      <w:numFmt w:val="lowerRoman"/>
+      <w:lvlText w:val="%6."/>
+      <w:lvlJc w:val="right"/>
+      <w:pPr>
+        <w:ind w:left="4680" w:hanging="180"/>
+      </w:pPr>
+    </w:lvl>
+    <w:lvl w:ilvl="6" w:tplc="FFFFFFFF" w:tentative="1">
+      <w:start w:val="1"/>
+      <w:numFmt w:val="decimal"/>
+      <w:lvlText w:val="%7."/>
+      <w:lvlJc w:val="left"/>
+      <w:pPr>
+        <w:ind w:left="5400" w:hanging="360"/>
+      </w:pPr>
+    </w:lvl>
+    <w:lvl w:ilvl="7" w:tplc="FFFFFFFF" w:tentative="1">
+      <w:start w:val="1"/>
+      <w:numFmt w:val="lowerLetter"/>
+      <w:lvlText w:val="%8."/>
+      <w:lvlJc w:val="left"/>
+      <w:pPr>
+        <w:ind w:left="6120" w:hanging="360"/>
+      </w:pPr>
+    </w:lvl>
+    <w:lvl w:ilvl="8" w:tplc="FFFFFFFF" w:tentative="1">
+      <w:start w:val="1"/>
+      <w:numFmt w:val="lowerRoman"/>
+      <w:lvlText w:val="%9."/>
+      <w:lvlJc w:val="right"/>
+      <w:pPr>
+        <w:ind w:left="6840" w:hanging="180"/>
+      </w:pPr>
+    </w:lvl>
+  </w:abstractNum>
+  <w:abstractNum w:abstractNumId="4" w15:restartNumberingAfterBreak="0">
+    <w:nsid w:val="182B62ED"/>
+    <w:multiLevelType w:val="hybridMultilevel"/>
+    <w:tmpl w:val="B36A67AA"/>
+    <w:lvl w:ilvl="0" w:tplc="FFFFFFFF">
+      <w:start w:val="1"/>
+      <w:numFmt w:val="decimal"/>
+      <w:lvlText w:val="%1."/>
+      <w:lvlJc w:val="left"/>
+      <w:pPr>
+        <w:ind w:left="1080" w:hanging="360"/>
+      </w:pPr>
+      <w:rPr>
+        <w:rFonts w:hint="default"/>
+      </w:rPr>
+    </w:lvl>
+    <w:lvl w:ilvl="1" w:tplc="40090019" w:tentative="1">
+      <w:start w:val="1"/>
+      <w:numFmt w:val="lowerLetter"/>
+      <w:lvlText w:val="%2."/>
+      <w:lvlJc w:val="left"/>
+      <w:pPr>
+        <w:ind w:left="1440" w:hanging="360"/>
+      </w:pPr>
+    </w:lvl>
+    <w:lvl w:ilvl="2" w:tplc="4009001B" w:tentative="1">
+      <w:start w:val="1"/>
+      <w:numFmt w:val="lowerRoman"/>
+      <w:lvlText w:val="%3."/>
+      <w:lvlJc w:val="right"/>
+      <w:pPr>
+        <w:ind w:left="2160" w:hanging="180"/>
+      </w:pPr>
+    </w:lvl>
+    <w:lvl w:ilvl="3" w:tplc="4009000F" w:tentative="1">
+      <w:start w:val="1"/>
+      <w:numFmt w:val="decimal"/>
+      <w:lvlText w:val="%4."/>
+      <w:lvlJc w:val="left"/>
+      <w:pPr>
+        <w:ind w:left="2880" w:hanging="360"/>
+      </w:pPr>
+    </w:lvl>
+    <w:lvl w:ilvl="4" w:tplc="40090019" w:tentative="1">
+      <w:start w:val="1"/>
+      <w:numFmt w:val="lowerLetter"/>
+      <w:lvlText w:val="%5."/>
+      <w:lvlJc w:val="left"/>
+      <w:pPr>
+        <w:ind w:left="3600" w:hanging="360"/>
+      </w:pPr>
+    </w:lvl>
+    <w:lvl w:ilvl="5" w:tplc="4009001B" w:tentative="1">
+      <w:start w:val="1"/>
+      <w:numFmt w:val="lowerRoman"/>
+      <w:lvlText w:val="%6."/>
+      <w:lvlJc w:val="right"/>
+      <w:pPr>
+        <w:ind w:left="4320" w:hanging="180"/>
+      </w:pPr>
+    </w:lvl>
+    <w:lvl w:ilvl="6" w:tplc="4009000F" w:tentative="1">
+      <w:start w:val="1"/>
+      <w:numFmt w:val="decimal"/>
+      <w:lvlText w:val="%7."/>
+      <w:lvlJc w:val="left"/>
+      <w:pPr>
+        <w:ind w:left="5040" w:hanging="360"/>
+      </w:pPr>
+    </w:lvl>
+    <w:lvl w:ilvl="7" w:tplc="40090019" w:tentative="1">
+      <w:start w:val="1"/>
+      <w:numFmt w:val="lowerLetter"/>
+      <w:lvlText w:val="%8."/>
+      <w:lvlJc w:val="left"/>
+      <w:pPr>
+        <w:ind w:left="5760" w:hanging="360"/>
+      </w:pPr>
+    </w:lvl>
+    <w:lvl w:ilvl="8" w:tplc="4009001B" w:tentative="1">
+      <w:start w:val="1"/>
+      <w:numFmt w:val="lowerRoman"/>
+      <w:lvlText w:val="%9."/>
+      <w:lvlJc w:val="right"/>
+      <w:pPr>
+        <w:ind w:left="6480" w:hanging="180"/>
+      </w:pPr>
+    </w:lvl>
+  </w:abstractNum>
+  <w:abstractNum w:abstractNumId="5" w15:restartNumberingAfterBreak="0">
     <w:nsid w:val="1C5E6990"/>
     <w:multiLevelType w:val="hybridMultilevel"/>
     <w:tmpl w:val="EC924156"/>
@@ -1236,7 +3427,120 @@
       </w:pPr>
     </w:lvl>
   </w:abstractNum>
-  <w:abstractNum w:abstractNumId="2" w15:restartNumberingAfterBreak="0">
+  <w:abstractNum w:abstractNumId="6" w15:restartNumberingAfterBreak="0">
+    <w:nsid w:val="21461FD1"/>
+    <w:multiLevelType w:val="hybridMultilevel"/>
+    <w:tmpl w:val="A74692B4"/>
+    <w:lvl w:ilvl="0" w:tplc="40090001">
+      <w:start w:val="1"/>
+      <w:numFmt w:val="bullet"/>
+      <w:lvlText w:val=""/>
+      <w:lvlJc w:val="left"/>
+      <w:pPr>
+        <w:ind w:left="720" w:hanging="360"/>
+      </w:pPr>
+      <w:rPr>
+        <w:rFonts w:ascii="Symbol" w:hAnsi="Symbol" w:hint="default"/>
+      </w:rPr>
+    </w:lvl>
+    <w:lvl w:ilvl="1" w:tplc="40090003" w:tentative="1">
+      <w:start w:val="1"/>
+      <w:numFmt w:val="bullet"/>
+      <w:lvlText w:val="o"/>
+      <w:lvlJc w:val="left"/>
+      <w:pPr>
+        <w:ind w:left="1440" w:hanging="360"/>
+      </w:pPr>
+      <w:rPr>
+        <w:rFonts w:ascii="Courier New" w:hAnsi="Courier New" w:cs="Courier New" w:hint="default"/>
+      </w:rPr>
+    </w:lvl>
+    <w:lvl w:ilvl="2" w:tplc="40090005" w:tentative="1">
+      <w:start w:val="1"/>
+      <w:numFmt w:val="bullet"/>
+      <w:lvlText w:val=""/>
+      <w:lvlJc w:val="left"/>
+      <w:pPr>
+        <w:ind w:left="2160" w:hanging="360"/>
+      </w:pPr>
+      <w:rPr>
+        <w:rFonts w:ascii="Wingdings" w:hAnsi="Wingdings" w:hint="default"/>
+      </w:rPr>
+    </w:lvl>
+    <w:lvl w:ilvl="3" w:tplc="40090001" w:tentative="1">
+      <w:start w:val="1"/>
+      <w:numFmt w:val="bullet"/>
+      <w:lvlText w:val=""/>
+      <w:lvlJc w:val="left"/>
+      <w:pPr>
+        <w:ind w:left="2880" w:hanging="360"/>
+      </w:pPr>
+      <w:rPr>
+        <w:rFonts w:ascii="Symbol" w:hAnsi="Symbol" w:hint="default"/>
+      </w:rPr>
+    </w:lvl>
+    <w:lvl w:ilvl="4" w:tplc="40090003" w:tentative="1">
+      <w:start w:val="1"/>
+      <w:numFmt w:val="bullet"/>
+      <w:lvlText w:val="o"/>
+      <w:lvlJc w:val="left"/>
+      <w:pPr>
+        <w:ind w:left="3600" w:hanging="360"/>
+      </w:pPr>
+      <w:rPr>
+        <w:rFonts w:ascii="Courier New" w:hAnsi="Courier New" w:cs="Courier New" w:hint="default"/>
+      </w:rPr>
+    </w:lvl>
+    <w:lvl w:ilvl="5" w:tplc="40090005" w:tentative="1">
+      <w:start w:val="1"/>
+      <w:numFmt w:val="bullet"/>
+      <w:lvlText w:val=""/>
+      <w:lvlJc w:val="left"/>
+      <w:pPr>
+        <w:ind w:left="4320" w:hanging="360"/>
+      </w:pPr>
+      <w:rPr>
+        <w:rFonts w:ascii="Wingdings" w:hAnsi="Wingdings" w:hint="default"/>
+      </w:rPr>
+    </w:lvl>
+    <w:lvl w:ilvl="6" w:tplc="40090001" w:tentative="1">
+      <w:start w:val="1"/>
+      <w:numFmt w:val="bullet"/>
+      <w:lvlText w:val=""/>
+      <w:lvlJc w:val="left"/>
+      <w:pPr>
+        <w:ind w:left="5040" w:hanging="360"/>
+      </w:pPr>
+      <w:rPr>
+        <w:rFonts w:ascii="Symbol" w:hAnsi="Symbol" w:hint="default"/>
+      </w:rPr>
+    </w:lvl>
+    <w:lvl w:ilvl="7" w:tplc="40090003" w:tentative="1">
+      <w:start w:val="1"/>
+      <w:numFmt w:val="bullet"/>
+      <w:lvlText w:val="o"/>
+      <w:lvlJc w:val="left"/>
+      <w:pPr>
+        <w:ind w:left="5760" w:hanging="360"/>
+      </w:pPr>
+      <w:rPr>
+        <w:rFonts w:ascii="Courier New" w:hAnsi="Courier New" w:cs="Courier New" w:hint="default"/>
+      </w:rPr>
+    </w:lvl>
+    <w:lvl w:ilvl="8" w:tplc="40090005" w:tentative="1">
+      <w:start w:val="1"/>
+      <w:numFmt w:val="bullet"/>
+      <w:lvlText w:val=""/>
+      <w:lvlJc w:val="left"/>
+      <w:pPr>
+        <w:ind w:left="6480" w:hanging="360"/>
+      </w:pPr>
+      <w:rPr>
+        <w:rFonts w:ascii="Wingdings" w:hAnsi="Wingdings" w:hint="default"/>
+      </w:rPr>
+    </w:lvl>
+  </w:abstractNum>
+  <w:abstractNum w:abstractNumId="7" w15:restartNumberingAfterBreak="0">
     <w:nsid w:val="39595376"/>
     <w:multiLevelType w:val="hybridMultilevel"/>
     <w:tmpl w:val="4DFAD196"/>
@@ -1325,7 +3629,7 @@
       </w:pPr>
     </w:lvl>
   </w:abstractNum>
-  <w:abstractNum w:abstractNumId="3" w15:restartNumberingAfterBreak="0">
+  <w:abstractNum w:abstractNumId="8" w15:restartNumberingAfterBreak="0">
     <w:nsid w:val="3E1B4077"/>
     <w:multiLevelType w:val="hybridMultilevel"/>
     <w:tmpl w:val="8D2421B6"/>
@@ -1414,7 +3718,96 @@
       </w:pPr>
     </w:lvl>
   </w:abstractNum>
-  <w:abstractNum w:abstractNumId="4" w15:restartNumberingAfterBreak="0">
+  <w:abstractNum w:abstractNumId="9" w15:restartNumberingAfterBreak="0">
+    <w:nsid w:val="42562619"/>
+    <w:multiLevelType w:val="hybridMultilevel"/>
+    <w:tmpl w:val="3584519A"/>
+    <w:lvl w:ilvl="0" w:tplc="FFFFFFFF">
+      <w:start w:val="1"/>
+      <w:numFmt w:val="decimal"/>
+      <w:lvlText w:val="%1."/>
+      <w:lvlJc w:val="left"/>
+      <w:pPr>
+        <w:ind w:left="1080" w:hanging="360"/>
+      </w:pPr>
+      <w:rPr>
+        <w:rFonts w:hint="default"/>
+      </w:rPr>
+    </w:lvl>
+    <w:lvl w:ilvl="1" w:tplc="FFFFFFFF">
+      <w:start w:val="1"/>
+      <w:numFmt w:val="lowerLetter"/>
+      <w:lvlText w:val="%2."/>
+      <w:lvlJc w:val="left"/>
+      <w:pPr>
+        <w:ind w:left="1800" w:hanging="360"/>
+      </w:pPr>
+    </w:lvl>
+    <w:lvl w:ilvl="2" w:tplc="FFFFFFFF" w:tentative="1">
+      <w:start w:val="1"/>
+      <w:numFmt w:val="lowerRoman"/>
+      <w:lvlText w:val="%3."/>
+      <w:lvlJc w:val="right"/>
+      <w:pPr>
+        <w:ind w:left="2520" w:hanging="180"/>
+      </w:pPr>
+    </w:lvl>
+    <w:lvl w:ilvl="3" w:tplc="FFFFFFFF" w:tentative="1">
+      <w:start w:val="1"/>
+      <w:numFmt w:val="decimal"/>
+      <w:lvlText w:val="%4."/>
+      <w:lvlJc w:val="left"/>
+      <w:pPr>
+        <w:ind w:left="3240" w:hanging="360"/>
+      </w:pPr>
+    </w:lvl>
+    <w:lvl w:ilvl="4" w:tplc="FFFFFFFF" w:tentative="1">
+      <w:start w:val="1"/>
+      <w:numFmt w:val="lowerLetter"/>
+      <w:lvlText w:val="%5."/>
+      <w:lvlJc w:val="left"/>
+      <w:pPr>
+        <w:ind w:left="3960" w:hanging="360"/>
+      </w:pPr>
+    </w:lvl>
+    <w:lvl w:ilvl="5" w:tplc="FFFFFFFF" w:tentative="1">
+      <w:start w:val="1"/>
+      <w:numFmt w:val="lowerRoman"/>
+      <w:lvlText w:val="%6."/>
+      <w:lvlJc w:val="right"/>
+      <w:pPr>
+        <w:ind w:left="4680" w:hanging="180"/>
+      </w:pPr>
+    </w:lvl>
+    <w:lvl w:ilvl="6" w:tplc="FFFFFFFF" w:tentative="1">
+      <w:start w:val="1"/>
+      <w:numFmt w:val="decimal"/>
+      <w:lvlText w:val="%7."/>
+      <w:lvlJc w:val="left"/>
+      <w:pPr>
+        <w:ind w:left="5400" w:hanging="360"/>
+      </w:pPr>
+    </w:lvl>
+    <w:lvl w:ilvl="7" w:tplc="FFFFFFFF" w:tentative="1">
+      <w:start w:val="1"/>
+      <w:numFmt w:val="lowerLetter"/>
+      <w:lvlText w:val="%8."/>
+      <w:lvlJc w:val="left"/>
+      <w:pPr>
+        <w:ind w:left="6120" w:hanging="360"/>
+      </w:pPr>
+    </w:lvl>
+    <w:lvl w:ilvl="8" w:tplc="FFFFFFFF" w:tentative="1">
+      <w:start w:val="1"/>
+      <w:numFmt w:val="lowerRoman"/>
+      <w:lvlText w:val="%9."/>
+      <w:lvlJc w:val="right"/>
+      <w:pPr>
+        <w:ind w:left="6840" w:hanging="180"/>
+      </w:pPr>
+    </w:lvl>
+  </w:abstractNum>
+  <w:abstractNum w:abstractNumId="10" w15:restartNumberingAfterBreak="0">
     <w:nsid w:val="4E055CED"/>
     <w:multiLevelType w:val="hybridMultilevel"/>
     <w:tmpl w:val="6CA4728E"/>
@@ -1527,10 +3920,10 @@
       </w:rPr>
     </w:lvl>
   </w:abstractNum>
-  <w:abstractNum w:abstractNumId="5" w15:restartNumberingAfterBreak="0">
+  <w:abstractNum w:abstractNumId="11" w15:restartNumberingAfterBreak="0">
     <w:nsid w:val="505E6F26"/>
     <w:multiLevelType w:val="hybridMultilevel"/>
-    <w:tmpl w:val="8E2A49DC"/>
+    <w:tmpl w:val="8CF62F48"/>
     <w:lvl w:ilvl="0" w:tplc="40090001">
       <w:start w:val="1"/>
       <w:numFmt w:val="bullet"/>
@@ -1640,7 +4033,7 @@
       </w:rPr>
     </w:lvl>
   </w:abstractNum>
-  <w:abstractNum w:abstractNumId="6" w15:restartNumberingAfterBreak="0">
+  <w:abstractNum w:abstractNumId="12" w15:restartNumberingAfterBreak="0">
     <w:nsid w:val="5427334C"/>
     <w:multiLevelType w:val="hybridMultilevel"/>
     <w:tmpl w:val="C16E44FC"/>
@@ -1729,7 +4122,7 @@
       </w:pPr>
     </w:lvl>
   </w:abstractNum>
-  <w:abstractNum w:abstractNumId="7" w15:restartNumberingAfterBreak="0">
+  <w:abstractNum w:abstractNumId="13" w15:restartNumberingAfterBreak="0">
     <w:nsid w:val="59991042"/>
     <w:multiLevelType w:val="hybridMultilevel"/>
     <w:tmpl w:val="AC5834E0"/>
@@ -1842,7 +4235,7 @@
       </w:rPr>
     </w:lvl>
   </w:abstractNum>
-  <w:abstractNum w:abstractNumId="8" w15:restartNumberingAfterBreak="0">
+  <w:abstractNum w:abstractNumId="14" w15:restartNumberingAfterBreak="0">
     <w:nsid w:val="657337A4"/>
     <w:multiLevelType w:val="hybridMultilevel"/>
     <w:tmpl w:val="780CCD60"/>
@@ -1931,7 +4324,120 @@
       </w:pPr>
     </w:lvl>
   </w:abstractNum>
-  <w:abstractNum w:abstractNumId="9" w15:restartNumberingAfterBreak="0">
+  <w:abstractNum w:abstractNumId="15" w15:restartNumberingAfterBreak="0">
+    <w:nsid w:val="6F0435C6"/>
+    <w:multiLevelType w:val="hybridMultilevel"/>
+    <w:tmpl w:val="43DEFA7A"/>
+    <w:lvl w:ilvl="0" w:tplc="40090001">
+      <w:start w:val="1"/>
+      <w:numFmt w:val="bullet"/>
+      <w:lvlText w:val=""/>
+      <w:lvlJc w:val="left"/>
+      <w:pPr>
+        <w:ind w:left="1080" w:hanging="360"/>
+      </w:pPr>
+      <w:rPr>
+        <w:rFonts w:ascii="Symbol" w:hAnsi="Symbol" w:hint="default"/>
+      </w:rPr>
+    </w:lvl>
+    <w:lvl w:ilvl="1" w:tplc="40090003" w:tentative="1">
+      <w:start w:val="1"/>
+      <w:numFmt w:val="bullet"/>
+      <w:lvlText w:val="o"/>
+      <w:lvlJc w:val="left"/>
+      <w:pPr>
+        <w:ind w:left="1800" w:hanging="360"/>
+      </w:pPr>
+      <w:rPr>
+        <w:rFonts w:ascii="Courier New" w:hAnsi="Courier New" w:cs="Courier New" w:hint="default"/>
+      </w:rPr>
+    </w:lvl>
+    <w:lvl w:ilvl="2" w:tplc="40090005" w:tentative="1">
+      <w:start w:val="1"/>
+      <w:numFmt w:val="bullet"/>
+      <w:lvlText w:val=""/>
+      <w:lvlJc w:val="left"/>
+      <w:pPr>
+        <w:ind w:left="2520" w:hanging="360"/>
+      </w:pPr>
+      <w:rPr>
+        <w:rFonts w:ascii="Wingdings" w:hAnsi="Wingdings" w:hint="default"/>
+      </w:rPr>
+    </w:lvl>
+    <w:lvl w:ilvl="3" w:tplc="40090001" w:tentative="1">
+      <w:start w:val="1"/>
+      <w:numFmt w:val="bullet"/>
+      <w:lvlText w:val=""/>
+      <w:lvlJc w:val="left"/>
+      <w:pPr>
+        <w:ind w:left="3240" w:hanging="360"/>
+      </w:pPr>
+      <w:rPr>
+        <w:rFonts w:ascii="Symbol" w:hAnsi="Symbol" w:hint="default"/>
+      </w:rPr>
+    </w:lvl>
+    <w:lvl w:ilvl="4" w:tplc="40090003" w:tentative="1">
+      <w:start w:val="1"/>
+      <w:numFmt w:val="bullet"/>
+      <w:lvlText w:val="o"/>
+      <w:lvlJc w:val="left"/>
+      <w:pPr>
+        <w:ind w:left="3960" w:hanging="360"/>
+      </w:pPr>
+      <w:rPr>
+        <w:rFonts w:ascii="Courier New" w:hAnsi="Courier New" w:cs="Courier New" w:hint="default"/>
+      </w:rPr>
+    </w:lvl>
+    <w:lvl w:ilvl="5" w:tplc="40090005" w:tentative="1">
+      <w:start w:val="1"/>
+      <w:numFmt w:val="bullet"/>
+      <w:lvlText w:val=""/>
+      <w:lvlJc w:val="left"/>
+      <w:pPr>
+        <w:ind w:left="4680" w:hanging="360"/>
+      </w:pPr>
+      <w:rPr>
+        <w:rFonts w:ascii="Wingdings" w:hAnsi="Wingdings" w:hint="default"/>
+      </w:rPr>
+    </w:lvl>
+    <w:lvl w:ilvl="6" w:tplc="40090001" w:tentative="1">
+      <w:start w:val="1"/>
+      <w:numFmt w:val="bullet"/>
+      <w:lvlText w:val=""/>
+      <w:lvlJc w:val="left"/>
+      <w:pPr>
+        <w:ind w:left="5400" w:hanging="360"/>
+      </w:pPr>
+      <w:rPr>
+        <w:rFonts w:ascii="Symbol" w:hAnsi="Symbol" w:hint="default"/>
+      </w:rPr>
+    </w:lvl>
+    <w:lvl w:ilvl="7" w:tplc="40090003" w:tentative="1">
+      <w:start w:val="1"/>
+      <w:numFmt w:val="bullet"/>
+      <w:lvlText w:val="o"/>
+      <w:lvlJc w:val="left"/>
+      <w:pPr>
+        <w:ind w:left="6120" w:hanging="360"/>
+      </w:pPr>
+      <w:rPr>
+        <w:rFonts w:ascii="Courier New" w:hAnsi="Courier New" w:cs="Courier New" w:hint="default"/>
+      </w:rPr>
+    </w:lvl>
+    <w:lvl w:ilvl="8" w:tplc="40090005" w:tentative="1">
+      <w:start w:val="1"/>
+      <w:numFmt w:val="bullet"/>
+      <w:lvlText w:val=""/>
+      <w:lvlJc w:val="left"/>
+      <w:pPr>
+        <w:ind w:left="6840" w:hanging="360"/>
+      </w:pPr>
+      <w:rPr>
+        <w:rFonts w:ascii="Wingdings" w:hAnsi="Wingdings" w:hint="default"/>
+      </w:rPr>
+    </w:lvl>
+  </w:abstractNum>
+  <w:abstractNum w:abstractNumId="16" w15:restartNumberingAfterBreak="0">
     <w:nsid w:val="6F4D2B8B"/>
     <w:multiLevelType w:val="hybridMultilevel"/>
     <w:tmpl w:val="C16E44FC"/>
@@ -2021,34 +4527,55 @@
     </w:lvl>
   </w:abstractNum>
   <w:num w:numId="1" w16cid:durableId="633367664">
+    <w:abstractNumId w:val="1"/>
+  </w:num>
+  <w:num w:numId="2" w16cid:durableId="24909680">
+    <w:abstractNumId w:val="13"/>
+  </w:num>
+  <w:num w:numId="3" w16cid:durableId="722600958">
+    <w:abstractNumId w:val="10"/>
+  </w:num>
+  <w:num w:numId="4" w16cid:durableId="1380125133">
+    <w:abstractNumId w:val="8"/>
+  </w:num>
+  <w:num w:numId="5" w16cid:durableId="1169180458">
+    <w:abstractNumId w:val="14"/>
+  </w:num>
+  <w:num w:numId="6" w16cid:durableId="1702513617">
+    <w:abstractNumId w:val="11"/>
+  </w:num>
+  <w:num w:numId="7" w16cid:durableId="1303464509">
+    <w:abstractNumId w:val="7"/>
+  </w:num>
+  <w:num w:numId="8" w16cid:durableId="540478917">
+    <w:abstractNumId w:val="16"/>
+  </w:num>
+  <w:num w:numId="9" w16cid:durableId="366611389">
+    <w:abstractNumId w:val="12"/>
+  </w:num>
+  <w:num w:numId="10" w16cid:durableId="2077698150">
+    <w:abstractNumId w:val="5"/>
+  </w:num>
+  <w:num w:numId="11" w16cid:durableId="476529804">
+    <w:abstractNumId w:val="15"/>
+  </w:num>
+  <w:num w:numId="12" w16cid:durableId="900218113">
     <w:abstractNumId w:val="0"/>
   </w:num>
-  <w:num w:numId="2" w16cid:durableId="24909680">
-    <w:abstractNumId w:val="7"/>
+  <w:num w:numId="13" w16cid:durableId="1910923204">
+    <w:abstractNumId w:val="6"/>
   </w:num>
-  <w:num w:numId="3" w16cid:durableId="722600958">
+  <w:num w:numId="14" w16cid:durableId="1083408106">
+    <w:abstractNumId w:val="9"/>
+  </w:num>
+  <w:num w:numId="15" w16cid:durableId="1472019993">
     <w:abstractNumId w:val="4"/>
   </w:num>
-  <w:num w:numId="4" w16cid:durableId="1380125133">
+  <w:num w:numId="16" w16cid:durableId="1892158094">
     <w:abstractNumId w:val="3"/>
   </w:num>
-  <w:num w:numId="5" w16cid:durableId="1169180458">
-    <w:abstractNumId w:val="8"/>
-  </w:num>
-  <w:num w:numId="6" w16cid:durableId="1702513617">
-    <w:abstractNumId w:val="5"/>
-  </w:num>
-  <w:num w:numId="7" w16cid:durableId="1303464509">
+  <w:num w:numId="17" w16cid:durableId="1066026372">
     <w:abstractNumId w:val="2"/>
-  </w:num>
-  <w:num w:numId="8" w16cid:durableId="540478917">
-    <w:abstractNumId w:val="9"/>
-  </w:num>
-  <w:num w:numId="9" w16cid:durableId="366611389">
-    <w:abstractNumId w:val="6"/>
-  </w:num>
-  <w:num w:numId="10" w16cid:durableId="2077698150">
-    <w:abstractNumId w:val="1"/>
   </w:num>
 </w:numbering>
 </file>
@@ -2451,6 +4978,7 @@
   <w:style w:type="paragraph" w:default="1" w:styleId="Normal">
     <w:name w:val="Normal"/>
     <w:qFormat/>
+    <w:rsid w:val="00766935"/>
   </w:style>
   <w:style w:type="paragraph" w:styleId="Heading1">
     <w:name w:val="heading 1"/>
@@ -2498,7 +5026,6 @@
   <w:style w:type="character" w:default="1" w:styleId="DefaultParagraphFont">
     <w:name w:val="Default Paragraph Font"/>
     <w:uiPriority w:val="1"/>
-    <w:semiHidden/>
     <w:unhideWhenUsed/>
   </w:style>
   <w:style w:type="table" w:default="1" w:styleId="TableNormal">
@@ -2558,6 +5085,50 @@
       <w:sz w:val="32"/>
       <w:szCs w:val="32"/>
     </w:rPr>
+  </w:style>
+  <w:style w:type="paragraph" w:styleId="Header">
+    <w:name w:val="header"/>
+    <w:basedOn w:val="Normal"/>
+    <w:link w:val="HeaderChar"/>
+    <w:uiPriority w:val="99"/>
+    <w:unhideWhenUsed/>
+    <w:rsid w:val="00443E2B"/>
+    <w:pPr>
+      <w:tabs>
+        <w:tab w:val="center" w:pos="4513"/>
+        <w:tab w:val="right" w:pos="9026"/>
+      </w:tabs>
+      <w:spacing w:after="0" w:line="240" w:lineRule="auto"/>
+    </w:pPr>
+  </w:style>
+  <w:style w:type="character" w:customStyle="1" w:styleId="HeaderChar">
+    <w:name w:val="Header Char"/>
+    <w:basedOn w:val="DefaultParagraphFont"/>
+    <w:link w:val="Header"/>
+    <w:uiPriority w:val="99"/>
+    <w:rsid w:val="00443E2B"/>
+  </w:style>
+  <w:style w:type="paragraph" w:styleId="Footer">
+    <w:name w:val="footer"/>
+    <w:basedOn w:val="Normal"/>
+    <w:link w:val="FooterChar"/>
+    <w:uiPriority w:val="99"/>
+    <w:unhideWhenUsed/>
+    <w:rsid w:val="00443E2B"/>
+    <w:pPr>
+      <w:tabs>
+        <w:tab w:val="center" w:pos="4513"/>
+        <w:tab w:val="right" w:pos="9026"/>
+      </w:tabs>
+      <w:spacing w:after="0" w:line="240" w:lineRule="auto"/>
+    </w:pPr>
+  </w:style>
+  <w:style w:type="character" w:customStyle="1" w:styleId="FooterChar">
+    <w:name w:val="Footer Char"/>
+    <w:basedOn w:val="DefaultParagraphFont"/>
+    <w:link w:val="Footer"/>
+    <w:uiPriority w:val="99"/>
+    <w:rsid w:val="00443E2B"/>
   </w:style>
 </w:styles>
 </file>
